--- a/courts/ninth-circuit/alaska/state/supreme-court/brief-on-the-merits/usage/OUTPUT-brief-on-the-merits.docx
+++ b/courts/ninth-circuit/alaska/state/supreme-court/brief-on-the-merits/usage/OUTPUT-brief-on-the-merits.docx
@@ -1997,7 +1997,7 @@
         <w:tab/>
       </w:r>
       <w:r>
-        <w:t xml:space="preserve">41</w:t>
+        <w:t xml:space="preserve">42</w:t>
       </w:r>
     </w:p>
     <w:p>
@@ -5144,7 +5144,7 @@
         <w:pStyle w:val="XdQuoteOnly"/>
       </w:pPr>
       <w:r>
-        <w:t xml:space="preserve">[There is an] inherent risk of procedural unfairness that inevitably arises when a public treatment facility possesses unreviewable power to determine its own patients’ best interests. Many cases describe the unavoidable tensions between institutional pressures and individual best interests that can arise in this setting: “The doctors who are attempting to treat as well as maintain order . . . have interests in conflict with those of their patients who may wish to avoid medication. . . . Economic considerations may also create conflicts[.]” Courts and commentators alike have documented numerous instances in which these tensions have actually resulted in abuse “by those claiming to act in [a patient’s] best interests.”</w:t>
+        <w:t xml:space="preserve">[There is an] inherent risk of procedural unfairness that inevitably arises when a public treatment facility possesses unreviewable power to determine its own patients’ best interests. Many cases describe the unavoidable tensions between institutional pressures and individual best interests that can arise in this setting: “The doctors who are attempting to treat as well as maintain order . . . have interests in conflict with those of their patients who may wish to avoid medication. . . . Economic considerations may also create conflicts[.]” Courts and commentators alike have documented numerous instances in which these tensions have actually resulted in abuse “by those claiming to act in [a patient’s] best interests.”</w:t>
       </w:r>
       <w:r>
         <w:rPr>
@@ -6461,16 +6461,10 @@
     </w:p>
     <w:p>
       <w:pPr>
-        <w:pStyle w:val="XdList1"/>
-      </w:pPr>
-      <w:r>
-        <w:t xml:space="preserve">(1)</w:t>
-      </w:r>
-      <w:r>
-        <w:tab/>
-      </w:r>
-      <w:r>
-        <w:t xml:space="preserve">The private interests at stake are some of the most fundamental: the right to bodily autonomy and a person’s right to control their own mind. This Court and others have recognized the profound weight of these individual rights.</w:t>
+        <w:pStyle w:val="BodyTextNote"/>
+      </w:pPr>
+      <w:r>
+        <w:t xml:space="preserve">(1) The private interests at stake are some of the most fundamental: the right to bodily autonomy and a person’s right to control their own mind. This Court and others have recognized the profound weight of these individual rights.</w:t>
       </w:r>
       <w:r>
         <w:rPr>
@@ -6481,30 +6475,18 @@
     </w:p>
     <w:p>
       <w:pPr>
-        <w:pStyle w:val="XdList1"/>
-      </w:pPr>
-      <w:r>
-        <w:t xml:space="preserve">(2)</w:t>
-      </w:r>
-      <w:r>
-        <w:tab/>
-      </w:r>
-      <w:r>
-        <w:t xml:space="preserve">The current procedures expose Mr. Andrews to an unacceptably high risk of erroneous deprivation of these rights, as outlined in Myers and seen in the repeated failure of DOC to honor basic procedures;</w:t>
-      </w:r>
-    </w:p>
-    <w:p>
-      <w:pPr>
-        <w:pStyle w:val="XdList1"/>
-      </w:pPr>
-      <w:r>
-        <w:t xml:space="preserve">(3)</w:t>
-      </w:r>
-      <w:r>
-        <w:tab/>
-      </w:r>
-      <w:r>
-        <w:t xml:space="preserve">Providing additional procedures will burden the State to a degree — more the court system than DOC — but the burden is not large, and parallel infrastructure for involuntary medication hearings already exists.</w:t>
+        <w:pStyle w:val="BodyText"/>
+      </w:pPr>
+      <w:r>
+        <w:t xml:space="preserve">(2) The current procedures expose Mr. Andrews to an unacceptably high risk of erroneous deprivation of these rights, as outlined in Myers and seen in the repeated failure of DOC to honor basic procedures;</w:t>
+      </w:r>
+    </w:p>
+    <w:p>
+      <w:pPr>
+        <w:pStyle w:val="BodyText"/>
+      </w:pPr>
+      <w:r>
+        <w:t xml:space="preserve">(3) Providing additional procedures will burden the State to a degree — more the court system than DOC — but the burden is not large, and parallel infrastructure for involuntary medication hearings already exists.</w:t>
       </w:r>
     </w:p>
     <w:p>
@@ -7320,7 +7302,7 @@
         <w:t xml:space="preserve"> </w:t>
       </w:r>
       <w:r>
-        <w:t xml:space="preserve">And, with regard to the governmental interest, the Court held that, although “the state undoubtedly has a legitimate interest in avoiding the cost of appointed counsel and its consequent lengthening of judicial procedures,” “the [s]tate’s pecuniary interest . . . is hardly significant enough to overcome private interests as important as those here[.]”</w:t>
+        <w:t xml:space="preserve">And, with regard to the governmental interest, the Court held that, although “the state undoubtedly has a legitimate interest in avoiding the cost of appointed counsel and its consequent lengthening of judicial procedures,” “the [s]tate’s pecuniary interest . . . is hardly significant enough to overcome private interests as important as those here[.]”</w:t>
       </w:r>
       <w:r>
         <w:rPr>
@@ -7634,7 +7616,7 @@
         <w:t xml:space="preserve">Clozapine Tablets</w:t>
       </w:r>
       <w:r>
-        <w:t xml:space="preserve">, CLEVELAND CLINIC, https://my.clevelandclinic.org/​health/​drugs/19561-clozapine-tablets (last visited Jul. 8, 2025).</w:t>
+        <w:t xml:space="preserve">, CLEVELAND CLINIC, https://​my.​clevelandclinic.​org/​health/​drugs/​19561-​clozapine-​tablets (last visited Jul. 8, 2025).</w:t>
       </w:r>
     </w:p>
   </w:footnote>
@@ -7923,7 +7905,7 @@
         <w:t xml:space="preserve"> </w:t>
       </w:r>
       <w:r>
-        <w:t xml:space="preserve">Tardive Dyskinesia, CLEVELAND CLINIC, https://my.clevelandclinic.org/​health/​diseases/6125-tardive-dyskinesia (last visited July 8, 2025).</w:t>
+        <w:t xml:space="preserve">Tardive Dyskinesia, CLEVELAND CLINIC, https://​my.​clevelandclinic.​org/​health/​diseases/​6125-​tardive-​dyskinesia (last visited July 8, 2025).</w:t>
       </w:r>
     </w:p>
   </w:footnote>
@@ -8092,7 +8074,7 @@
         <w:t xml:space="preserve"> </w:t>
       </w:r>
       <w:r>
-        <w:t xml:space="preserve">See Texas Health and Human Services, List of Psychotropic Medications and Side Effects (Apr. 2023), https://www.hhs.texas.gov/​sites/​default/​files/​documents/​List-of-Psychotropic-Medications-and-Side-Effects.pdf (last visited Jul. 30, 2025).</w:t>
+        <w:t xml:space="preserve">See Texas Health and Human Services, List of Psychotropic Medications and Side Effects (Apr. 2023), https://​www.​hhs.​texas.​gov/​sites/​default/​files/​documents/​List-​of-​Psychotropic-​Medications-​and-​Side-​Effects.​pdf (last visited Jul. 30, 2025).</w:t>
       </w:r>
     </w:p>
   </w:footnote>
@@ -9163,7 +9145,7 @@
         <w:t xml:space="preserve"> </w:t>
       </w:r>
       <w:r>
-        <w:t xml:space="preserve">Treatment Advocacy Center, The Treatment of Persons with Mental Illness in Prisons and Jails: A State Survey (2014), at 7, available at: https://www.treatmentadvocacycenter.org/​reports_publications/​the-treatment-of-persons-with-mental-ilnnes-in-prisons-and-jails-a-state-survey/ [sic in hyperlink]. Thirteen states require a judicial hearing before a prison may involuntarily medicate someone. Five states and Washington, DC, do not allow nonemergency involuntary medication of prisoners and instead require the individual be civilly committed to a psychiatric hospital for treatment (a process that requires a judicial hearing). Id. at 22. Some states provide such hearings through statute (see, e.g., Fla. Stat. §§ 945.42(17), 945.485(4) (2025); La. Stat. § 15:830.1 (2025)); through a state court case that held incarcerated people are entitled to the same medication procedures as civilly committed individuals (see, e.g., Keyhea v. Rushen, 178 Cal.App. 3d 526, 542 (Cal. Ct. App. 1986)); or through prison policy (see, e.g., Haw. Dep’t of Corr. &amp; Rehab. Policy Cor.10.G.07 (January 01, 2024), available at https://dcr.hawaii.gov/​wp-content/​uploads/2024/06/​COR.10.G.07-Court-Authorized-Involuntary-Psychiatric-Medications.pdf).</w:t>
+        <w:t xml:space="preserve">Treatment Advocacy Center, The Treatment of Persons with Mental Illness in Prisons and Jails: A State Survey (2014), at 7, available at: https://​www.​treatmentadvocacycenter.​org/​reports_publications/​the-​treatment-​of-​persons-​with-​mental-​ilnnes-​in-​prisons-​and-​jails-​a-​state-​survey/ [sic in hyperlink]. Thirteen states require a judicial hearing before a prison may involuntarily medicate someone. Five states and Washington, DC, do not allow nonemergency involuntary medication of prisoners and instead require the individual be civilly committed to a psychiatric hospital for treatment (a process that requires a judicial hearing). Id. at 22. Some states provide such hearings through statute (see, e.g., Fla. Stat. §§ 945.42(17), 945.485(4) (2025); La. Stat. § 15:830.1 (2025)); through a state court case that held incarcerated people are entitled to the same medication procedures as civilly committed individuals (see, e.g., Keyhea v. Rushen, 178 Cal.App. 3d 526, 542 (Cal. Ct. App. 1986)); or through prison policy (see, e.g., Haw. Dep’t of Corr. &amp; Rehab. Policy Cor.10.G.07 (January 01, 2024), available at https://​dcr.​hawaii.​gov/​wp-​content/​uploads/​2024/​06/​COR.​10.​G.​07-​Court-​Authorized-​Involuntary-​Psychiatric-​Medications.​pdf).</w:t>
       </w:r>
     </w:p>
   </w:footnote>
@@ -10515,6 +10497,7 @@
     <w:unhideWhenUsed/>
     <w:qFormat/>
     <w:pPr>
+      <w:keepLines/>
       <w:spacing w:before="0" w:after="140" w:line="299" w:lineRule="exact"/>
     </w:pPr>
     <w:rPr>
@@ -10767,10 +10750,32 @@
       <w:ind w:left="2160" w:hanging="720"/>
     </w:pPr>
   </w:style>
-  <w:style w:type="paragraph" w:customStyle="1" w:styleId="XdList1">
-    <w:name w:val="XdList1"/>
-    <w:basedOn w:val="BodyText"/>
+  <w:style w:type="paragraph" w:customStyle="1" w:styleId="XdQuoteList1">
+    <w:name w:val="Xd Quote List 1"/>
+    <w:basedOn w:val="Normal"/>
     <w:qFormat/>
+    <w:pPr>
+      <w:spacing w:before="0" w:after="0" w:line="299" w:lineRule="exact"/>
+      <w:ind w:left="1440" w:right="720" w:hanging="720"/>
+    </w:pPr>
+  </w:style>
+  <w:style w:type="paragraph" w:customStyle="1" w:styleId="XdQuoteList2">
+    <w:name w:val="Xd Quote List 2"/>
+    <w:basedOn w:val="Normal"/>
+    <w:qFormat/>
+    <w:pPr>
+      <w:spacing w:before="0" w:after="0" w:line="299" w:lineRule="exact"/>
+      <w:ind w:left="2160" w:right="720" w:hanging="720"/>
+    </w:pPr>
+  </w:style>
+  <w:style w:type="paragraph" w:customStyle="1" w:styleId="XdQuoteList3">
+    <w:name w:val="Xd Quote List 3"/>
+    <w:basedOn w:val="Normal"/>
+    <w:qFormat/>
+    <w:pPr>
+      <w:spacing w:before="0" w:after="0" w:line="299" w:lineRule="exact"/>
+      <w:ind w:left="2880" w:right="720" w:hanging="720"/>
+    </w:pPr>
   </w:style>
   <w:style w:type="paragraph" w:customStyle="1" w:styleId="XdQuoteOnly">
     <w:name w:val="XdQuoteOnly"/>

--- a/courts/ninth-circuit/alaska/state/supreme-court/brief-on-the-merits/usage/OUTPUT-brief-on-the-merits.docx
+++ b/courts/ninth-circuit/alaska/state/supreme-court/brief-on-the-merits/usage/OUTPUT-brief-on-the-merits.docx
@@ -5144,7 +5144,7 @@
         <w:pStyle w:val="XdQuoteOnly"/>
       </w:pPr>
       <w:r>
-        <w:t xml:space="preserve">[There is an] inherent risk of procedural unfairness that inevitably arises when a public treatment facility possesses unreviewable power to determine its own patients’ best interests. Many cases describe the unavoidable tensions between institutional pressures and individual best interests that can arise in this setting: “The doctors who are attempting to treat as well as maintain order . . . have interests in conflict with those of their patients who may wish to avoid medication. . . . Economic considerations may also create conflicts[.]” Courts and commentators alike have documented numerous instances in which these tensions have actually resulted in abuse “by those claiming to act in [a patient’s] best interests.”</w:t>
+        <w:t xml:space="preserve">[There is an] inherent risk of procedural unfairness that inevitably arises when a public treatment facility possesses unreviewable power to determine its own patients’ best interests. Many cases describe the unavoidable tensions between institutional pressures and individual best interests that can arise in this setting: “The doctors who are attempting to treat as well as maintain order ⁠. ⁠. ⁠. have interests in conflict with those of their patients who may wish to avoid medication. ⁠. ⁠. ⁠. Economic considerations may also create conflicts[.]” Courts and commentators alike have documented numerous instances in which these tensions have actually resulted in abuse “by those claiming to act in [a patient’s] best interests.”</w:t>
       </w:r>
       <w:r>
         <w:rPr>
@@ -7302,7 +7302,7 @@
         <w:t xml:space="preserve"> </w:t>
       </w:r>
       <w:r>
-        <w:t xml:space="preserve">And, with regard to the governmental interest, the Court held that, although “the state undoubtedly has a legitimate interest in avoiding the cost of appointed counsel and its consequent lengthening of judicial procedures,” “the [s]tate’s pecuniary interest . . . is hardly significant enough to overcome private interests as important as those here[.]”</w:t>
+        <w:t xml:space="preserve">And, with regard to the governmental interest, the Court held that, although “the state undoubtedly has a legitimate interest in avoiding the cost of appointed counsel and its consequent lengthening of judicial procedures,” “the [s]tate’s pecuniary interest ⁠. ⁠. ⁠. is hardly significant enough to overcome private interests as important as those here[.]”</w:t>
       </w:r>
       <w:r>
         <w:rPr>

--- a/courts/ninth-circuit/alaska/state/supreme-court/brief-on-the-merits/usage/OUTPUT-brief-on-the-merits.docx
+++ b/courts/ninth-circuit/alaska/state/supreme-court/brief-on-the-merits/usage/OUTPUT-brief-on-the-merits.docx
@@ -181,9 +181,7 @@
           <w:b/>
           <w:bCs/>
         </w:rPr>
-        <w:t xml:space="preserve">S</w:t>
-        <w:noBreakHyphen/>
-        <w:t xml:space="preserve">19453</w:t>
+        <w:t xml:space="preserve">S-⁠19453</w:t>
       </w:r>
     </w:p>
     <w:p>
@@ -211,11 +209,7 @@
         <w:t xml:space="preserve"> </w:t>
       </w:r>
       <w:r>
-        <w:t xml:space="preserve">3AN</w:t>
-        <w:noBreakHyphen/>
-        <w:t xml:space="preserve">23</w:t>
-        <w:noBreakHyphen/>
-        <w:t xml:space="preserve">05725CI</w:t>
+        <w:t xml:space="preserve">3AN-⁠23-⁠05725CI</w:t>
       </w:r>
     </w:p>
     <w:p>
@@ -939,9 +933,7 @@
         <w:t xml:space="preserve"> </w:t>
       </w:r>
       <w:r>
-        <w:t xml:space="preserve">263</w:t>
-        <w:noBreakHyphen/>
-        <w:t xml:space="preserve">2008</w:t>
+        <w:t xml:space="preserve">263-⁠2008</w:t>
       </w:r>
     </w:p>
     <w:p>
@@ -2159,13 +2151,7 @@
         <w:pStyle w:val="BodyText"/>
       </w:pPr>
       <w:r>
-        <w:t xml:space="preserve">The final order in the superior court was entered and distributed on April 22, 2025. [Exc. 187</w:t>
-      </w:r>
-      <w:r>
-        <w:noBreakHyphen/>
-      </w:r>
-      <w:r>
-        <w:t xml:space="preserve">200] A timely notice of appeal was filed on May 2, 2025. This Court has jurisdiction over this appeal pursuant to AS 22.05.010(b).</w:t>
+        <w:t xml:space="preserve">The final order in the superior court was entered and distributed on April 22, 2025. [Exc. 187-⁠200] A timely notice of appeal was filed on May 2, 2025. This Court has jurisdiction over this appeal pursuant to AS 22.05.010(b).</w:t>
       </w:r>
     </w:p>
     <w:p>
@@ -2385,19 +2371,7 @@
         <w:pStyle w:val="BodyText"/>
       </w:pPr>
       <w:r>
-        <w:t xml:space="preserve">Mark Andrews is serving a 99-year sentence in the Alaska Department of Corrections. [Exc. 77] During the early years of his incarceration, around 2000 to 2001, Mr. Andrews displayed signs of serious mental illness. He was suicidal and cut his wrists, then used the blood to write on the walls of his cell. [R. 151</w:t>
-      </w:r>
-      <w:r>
-        <w:noBreakHyphen/>
-      </w:r>
-      <w:r>
-        <w:t xml:space="preserve">53] At some point, he was diagnosed with schizoaffective disorder and medicated with antipsychotics. [Exc. 209</w:t>
-      </w:r>
-      <w:r>
-        <w:noBreakHyphen/>
-      </w:r>
-      <w:r>
-        <w:t xml:space="preserve">10] Mr. Andrews did not actively object to taking antipsychotic medication for the next 15 years.</w:t>
+        <w:t xml:space="preserve">Mark Andrews is serving a 99-year sentence in the Alaska Department of Corrections. [Exc. 77] During the early years of his incarceration, around 2000 to 2001, Mr. Andrews displayed signs of serious mental illness. He was suicidal and cut his wrists, then used the blood to write on the walls of his cell. [R. 151-⁠53] At some point, he was diagnosed with schizoaffective disorder and medicated with antipsychotics. [Exc. 209-⁠10] Mr. Andrews did not actively object to taking antipsychotic medication for the next 15 years.</w:t>
       </w:r>
     </w:p>
     <w:p>
@@ -2417,13 +2391,7 @@
         <w:t xml:space="preserve"> </w:t>
       </w:r>
       <w:r>
-        <w:t xml:space="preserve">— was causing the pain, so he asked DOC to take him off the medication or to provide a lower dosage. [Exc. 209</w:t>
-      </w:r>
-      <w:r>
-        <w:noBreakHyphen/>
-      </w:r>
-      <w:r>
-        <w:t xml:space="preserve">10, 212] DOC did not take him off the medication and has never explained why. In April 2017, Mr. Andrews began actively refusing the medication because of the side effects. [Exc. 208] DOC did not immediately try to forcibly medicate him and he was relatively stable off medication for some time. [Exc. 207]</w:t>
+        <w:t xml:space="preserve">— was causing the pain, so he asked DOC to take him off the medication or to provide a lower dosage. [Exc. 209-⁠10, 212] DOC did not take him off the medication and has never explained why. In April 2017, Mr. Andrews began actively refusing the medication because of the side effects. [Exc. 208] DOC did not immediately try to forcibly medicate him and he was relatively stable off medication for some time. [Exc. 207]</w:t>
       </w:r>
     </w:p>
     <w:p>
@@ -2565,13 +2533,7 @@
         <w:pStyle w:val="BodyTextNote"/>
       </w:pPr>
       <w:r>
-        <w:t xml:space="preserve">At the time of Dr. Stallman’s request, DOC’s policy about forced medication was a version of Policy 807.16 that had been in place since 1995. [Exc. 27</w:t>
-      </w:r>
-      <w:r>
-        <w:noBreakHyphen/>
-      </w:r>
-      <w:r>
-        <w:t xml:space="preserve">35] The Policy implemented 22 AAC 05.122, a regulation promulgated by the Department of Corrections in 1987 that remains in effect. Under the regulation, DOC allowed itself to involuntarily administer psychotropic medication “if facility health care personnel diagnose a prisoner as being in imminent danger of harming himself or herself, or others, as a result of illness, and the prisoner has refused to make an informed consent for treatment[.]”</w:t>
+        <w:t xml:space="preserve">At the time of Dr. Stallman’s request, DOC’s policy about forced medication was a version of Policy 807.16 that had been in place since 1995. [Exc. 27-⁠35] The Policy implemented 22 AAC 05.122, a regulation promulgated by the Department of Corrections in 1987 that remains in effect. Under the regulation, DOC allowed itself to involuntarily administer psychotropic medication “if facility health care personnel diagnose a prisoner as being in imminent danger of harming himself or herself, or others, as a result of illness, and the prisoner has refused to make an informed consent for treatment[.]”</w:t>
       </w:r>
       <w:r>
         <w:rPr>
@@ -2595,13 +2557,7 @@
         <w:t xml:space="preserve"> </w:t>
       </w:r>
       <w:r>
-        <w:t xml:space="preserve">the doctor would submit a request to DOC’s Mental Health Review Committee, which consisted of two DOC mental health professionals. [Exc. 30</w:t>
-      </w:r>
-      <w:r>
-        <w:noBreakHyphen/>
-      </w:r>
-      <w:r>
-        <w:t xml:space="preserve">31] The DOC Committee was then supposed to hold what the Policy termed a “due process hearing” to assess whether “the prisoner suffers from a mental disorder,” “the medication is in the best interest of the prisoner for medical reasons,” and “the prisoner is gravely disabled or poses a likelihood of serious harm to self, others, or the property of others.”</w:t>
+        <w:t xml:space="preserve">the doctor would submit a request to DOC’s Mental Health Review Committee, which consisted of two DOC mental health professionals. [Exc. 30-⁠31] The DOC Committee was then supposed to hold what the Policy termed a “due process hearing” to assess whether “the prisoner suffers from a mental disorder,” “the medication is in the best interest of the prisoner for medical reasons,” and “the prisoner is gravely disabled or poses a likelihood of serious harm to self, others, or the property of others.”</w:t>
       </w:r>
       <w:r>
         <w:rPr>
@@ -2638,13 +2594,7 @@
         <w:pStyle w:val="BodyText"/>
       </w:pPr>
       <w:r>
-        <w:t xml:space="preserve">For some time following the hearing, Mr. Andrews refused to take the medication orally. As a result, DOC medical staff forcibly injected the medication into his buttocks. [Exc. 290</w:t>
-      </w:r>
-      <w:r>
-        <w:noBreakHyphen/>
-      </w:r>
-      <w:r>
-        <w:t xml:space="preserve">92] Eventually, Mr. Andrews acquiesced and began ingesting the medication orally to avoid the forced injections. [Exc. 129]</w:t>
+        <w:t xml:space="preserve">For some time following the hearing, Mr. Andrews refused to take the medication orally. As a result, DOC medical staff forcibly injected the medication into his buttocks. [Exc. 290-⁠92] Eventually, Mr. Andrews acquiesced and began ingesting the medication orally to avoid the forced injections. [Exc. 129]</w:t>
       </w:r>
     </w:p>
     <w:p>
@@ -2664,13 +2614,7 @@
         <w:t xml:space="preserve"> </w:t>
       </w:r>
       <w:r>
-        <w:t xml:space="preserve">Instead, Dr. Stallman submitted requests to continue Mr. Andrews’s forced medication, and these were approved without convening a hearing. [Exc. 294</w:t>
-      </w:r>
-      <w:r>
-        <w:noBreakHyphen/>
-      </w:r>
-      <w:r>
-        <w:t xml:space="preserve">97]</w:t>
+        <w:t xml:space="preserve">Instead, Dr. Stallman submitted requests to continue Mr. Andrews’s forced medication, and these were approved without convening a hearing. [Exc. 294-⁠97]</w:t>
       </w:r>
     </w:p>
     <w:p>
@@ -2678,13 +2622,7 @@
         <w:pStyle w:val="BodyTextNote"/>
       </w:pPr>
       <w:r>
-        <w:t xml:space="preserve">During these years, Mr. Andrews repeatedly complained to DOC about his symptoms, especially his increasingly severe abdominal pain and his belief that these symptoms were caused by the psychotropic medication. [Exc. 202, 228</w:t>
-      </w:r>
-      <w:r>
-        <w:noBreakHyphen/>
-      </w:r>
-      <w:r>
-        <w:t xml:space="preserve">30] Eventually, in 2020, Mr. Andrews filed pro se in the superior court concerning his forced medication.</w:t>
+        <w:t xml:space="preserve">During these years, Mr. Andrews repeatedly complained to DOC about his symptoms, especially his increasingly severe abdominal pain and his belief that these symptoms were caused by the psychotropic medication. [Exc. 202, 228-⁠30] Eventually, in 2020, Mr. Andrews filed pro se in the superior court concerning his forced medication.</w:t>
       </w:r>
       <w:r>
         <w:rPr>
@@ -2696,19 +2634,7 @@
         <w:t xml:space="preserve"> </w:t>
       </w:r>
       <w:r>
-        <w:t xml:space="preserve">[R. 1372</w:t>
-      </w:r>
-      <w:r>
-        <w:noBreakHyphen/>
-      </w:r>
-      <w:r>
-        <w:t xml:space="preserve">77] (Further detail on the progression of litigation is discussed infra at 17</w:t>
-      </w:r>
-      <w:r>
-        <w:noBreakHyphen/>
-      </w:r>
-      <w:r>
-        <w:t xml:space="preserve">19.)</w:t>
+        <w:t xml:space="preserve">[R. 1372-⁠77] (Further detail on the progression of litigation is discussed infra at 17-⁠19.)</w:t>
       </w:r>
     </w:p>
     <w:p>
@@ -2716,25 +2642,7 @@
         <w:pStyle w:val="BodyText"/>
       </w:pPr>
       <w:r>
-        <w:t xml:space="preserve">In July 2022, after Mr. Andrews filed this lawsuit, DOC changed its forced medication policy to the current version of Policy 807.16. [Exc. 36</w:t>
-      </w:r>
-      <w:r>
-        <w:noBreakHyphen/>
-      </w:r>
-      <w:r>
-        <w:t xml:space="preserve">51] Under the current Policy, to initiate long-term involuntary medication of a prisoner, a treating psychiatrist within DOC submits a request for an “Involuntary Medication Hearing” before the “Involuntary Medication Committee.” [Exc. 43</w:t>
-      </w:r>
-      <w:r>
-        <w:noBreakHyphen/>
-      </w:r>
-      <w:r>
-        <w:t xml:space="preserve">44] (In emergency situations, the Policy allows involuntary psychotropic medication to be administered for up to three 72 hour-periods, excluding weekends and holidays, without a hearing. [Exc. 41</w:t>
-      </w:r>
-      <w:r>
-        <w:noBreakHyphen/>
-      </w:r>
-      <w:r>
-        <w:t xml:space="preserve">43] These procedures are not at issue in this lawsuit.) Prior to the Committee’s meeting, an “independent third-party psychiatrist” must evaluate the patient “to determine the use of involuntary medication[.]” [Exc. 44]</w:t>
+        <w:t xml:space="preserve">In July 2022, after Mr. Andrews filed this lawsuit, DOC changed its forced medication policy to the current version of Policy 807.16. [Exc. 36-⁠51] Under the current Policy, to initiate long-term involuntary medication of a prisoner, a treating psychiatrist within DOC submits a request for an “Involuntary Medication Hearing” before the “Involuntary Medication Committee.” [Exc. 43-⁠44] (In emergency situations, the Policy allows involuntary psychotropic medication to be administered for up to three 72 hour-periods, excluding weekends and holidays, without a hearing. [Exc. 41-⁠43] These procedures are not at issue in this lawsuit.) Prior to the Committee’s meeting, an “independent third-party psychiatrist” must evaluate the patient “to determine the use of involuntary medication[.]” [Exc. 44]</w:t>
       </w:r>
     </w:p>
     <w:p>
@@ -2758,13 +2666,7 @@
         <w:pStyle w:val="BodyText"/>
       </w:pPr>
       <w:r>
-        <w:t xml:space="preserve">The current Policy provides incarcerated patients with certain rights at both the initial medication and review hearings: The patient must receive notice of the hearing 24 hours in advance; the patient is allowed to attend the hearing unless their attendance “poses a substantial risk of harm to self and/​or others;” a DOC staff member known as the “Staff Advisor” is supposed to help the patient in the hearing; and the patient may present evidence and confront evidence presented against them, though the patient is not allowed to review evidence ahead of the hearing. [Exc. 45</w:t>
-      </w:r>
-      <w:r>
-        <w:noBreakHyphen/>
-      </w:r>
-      <w:r>
-        <w:t xml:space="preserve">46]</w:t>
+        <w:t xml:space="preserve">The current Policy provides incarcerated patients with certain rights at both the initial medication and review hearings: The patient must receive notice of the hearing 24 hours in advance; the patient is allowed to attend the hearing unless their attendance “poses a substantial risk of harm to self and/​or others;” a DOC staff member known as the “Staff Advisor” is supposed to help the patient in the hearing; and the patient may present evidence and confront evidence presented against them, though the patient is not allowed to review evidence ahead of the hearing. [Exc. 45-⁠46]</w:t>
       </w:r>
     </w:p>
     <w:p>
@@ -2772,13 +2674,7 @@
         <w:pStyle w:val="BodyText"/>
       </w:pPr>
       <w:r>
-        <w:t xml:space="preserve">The Committee’s decision is made by majority vote. [Exc. 48] After the hearing, the Committee must issue a written summary of the evidence, along with the Committee’s hearing findings and conclusion. [Exc. 48</w:t>
-      </w:r>
-      <w:r>
-        <w:noBreakHyphen/>
-      </w:r>
-      <w:r>
-        <w:t xml:space="preserve">49] The individual may appeal by submitting a written appeal form within 48 hours of receipt of the Committee’s decision. The appeal is considered by the Medical Advisory Committee (a separate committee comprised of nine DOC employees [Exc. 40]), who must issue a written decision on the appeal within five working days. [Exc. 49] The Policy does not provide for any further appeal.</w:t>
+        <w:t xml:space="preserve">The Committee’s decision is made by majority vote. [Exc. 48] After the hearing, the Committee must issue a written summary of the evidence, along with the Committee’s hearing findings and conclusion. [Exc. 48-⁠49] The individual may appeal by submitting a written appeal form within 48 hours of receipt of the Committee’s decision. The appeal is considered by the Medical Advisory Committee (a separate committee comprised of nine DOC employees [Exc. 40]), who must issue a written decision on the appeal within five working days. [Exc. 49] The Policy does not provide for any further appeal.</w:t>
       </w:r>
     </w:p>
     <w:p>
@@ -2902,13 +2798,7 @@
         <w:pStyle w:val="BodyText"/>
       </w:pPr>
       <w:r>
-        <w:t xml:space="preserve">Per Policy 807.16, the notice provided to the patient prior to a forced medication hearing should include the “reason for referral.” [Exc. 44</w:t>
-      </w:r>
-      <w:r>
-        <w:noBreakHyphen/>
-      </w:r>
-      <w:r>
-        <w:t xml:space="preserve">45] The notice provided to Mr. Andrews in advance of his first review hearing in August 2022 stated only, “Renewal hearing needed according to policy.” [Exc. 222] It did not explain why the provider believed involuntary psychotropic medication was necessary — i.e., whether DOC believed Mr. Andrews was a danger to himself, a danger to others, or gravely disabled.</w:t>
+        <w:t xml:space="preserve">Per Policy 807.16, the notice provided to the patient prior to a forced medication hearing should include the “reason for referral.” [Exc. 44-⁠45] The notice provided to Mr. Andrews in advance of his first review hearing in August 2022 stated only, “Renewal hearing needed according to policy.” [Exc. 222] It did not explain why the provider believed involuntary psychotropic medication was necessary — i.e., whether DOC believed Mr. Andrews was a danger to himself, a danger to others, or gravely disabled.</w:t>
       </w:r>
     </w:p>
     <w:p>
@@ -2928,25 +2818,7 @@
         <w:t xml:space="preserve"> </w:t>
       </w:r>
       <w:r>
-        <w:t xml:space="preserve">5</w:t>
-      </w:r>
-      <w:r>
-        <w:noBreakHyphen/>
-      </w:r>
-      <w:r>
-        <w:t xml:space="preserve">8] The only question the Committee asked Dr. Stallman was to clarify Mr. Andrews’s current medications. [CTr. 8</w:t>
-      </w:r>
-      <w:r>
-        <w:noBreakHyphen/>
-      </w:r>
-      <w:r>
-        <w:t xml:space="preserve">9] Mental Health Clinician Tiffany Becker spoke about Mr. Andrews’s continued distrust of medical staff and his “assaultive behaviors” — but the only specific example she gave was an incident where he assaulted another inmate in 2011, eleven years prior. [CTr. 9</w:t>
-      </w:r>
-      <w:r>
-        <w:noBreakHyphen/>
-      </w:r>
-      <w:r>
-        <w:t xml:space="preserve">10] Institutional Probation Officer Hinders stated that Mr. Andrews had not received any recent disciplinary write-ups. [CTr. 15]</w:t>
+        <w:t xml:space="preserve">5-⁠8] The only question the Committee asked Dr. Stallman was to clarify Mr. Andrews’s current medications. [CTr. 8-⁠9] Mental Health Clinician Tiffany Becker spoke about Mr. Andrews’s continued distrust of medical staff and his “assaultive behaviors” — but the only specific example she gave was an incident where he assaulted another inmate in 2011, eleven years prior. [CTr. 9-⁠10] Institutional Probation Officer Hinders stated that Mr. Andrews had not received any recent disciplinary write-ups. [CTr. 15]</w:t>
       </w:r>
     </w:p>
     <w:p>
@@ -2974,13 +2846,7 @@
         <w:pStyle w:val="BodyText"/>
       </w:pPr>
       <w:r>
-        <w:t xml:space="preserve">Committee Chair Doug Zock then asked Mr. Andrews if he wished to make a statement. Mr. Andrews responded that he did not want to speak without his attorney present, but he did say he would not take the medication if the order was discontinued and that he does not believe he has a mental illness that affects his functioning. [CTr. 15</w:t>
-      </w:r>
-      <w:r>
-        <w:noBreakHyphen/>
-      </w:r>
-      <w:r>
-        <w:t xml:space="preserve">16] Mr. Zock then informed Mr. Andrews that the Committee was going off record to decide. [CTr. 17]</w:t>
+        <w:t xml:space="preserve">Committee Chair Doug Zock then asked Mr. Andrews if he wished to make a statement. Mr. Andrews responded that he did not want to speak without his attorney present, but he did say he would not take the medication if the order was discontinued and that he does not believe he has a mental illness that affects his functioning. [CTr. 15-⁠16] Mr. Zock then informed Mr. Andrews that the Committee was going off record to decide. [CTr. 17]</w:t>
       </w:r>
     </w:p>
     <w:p>
@@ -2988,13 +2854,7 @@
         <w:pStyle w:val="BodyText"/>
       </w:pPr>
       <w:r>
-        <w:t xml:space="preserve">After DOC took Mr. Andrews out of the hearing room, the Committee went back on record because it had forgotten to read into the record the report of William Worrall, MD, the second psychiatric provider who assessed Mr. Andrews. [CTr. 17</w:t>
-      </w:r>
-      <w:r>
-        <w:noBreakHyphen/>
-      </w:r>
-      <w:r>
-        <w:t xml:space="preserve">20] The Committee members could not ask any questions of Dr. Worrall because he was not present, and neither was Mr. Andrews.</w:t>
+        <w:t xml:space="preserve">After DOC took Mr. Andrews out of the hearing room, the Committee went back on record because it had forgotten to read into the record the report of William Worrall, MD, the second psychiatric provider who assessed Mr. Andrews. [CTr. 17-⁠20] The Committee members could not ask any questions of Dr. Worrall because he was not present, and neither was Mr. Andrews.</w:t>
       </w:r>
     </w:p>
     <w:p>
@@ -3002,19 +2862,7 @@
         <w:pStyle w:val="BodyText"/>
       </w:pPr>
       <w:r>
-        <w:t xml:space="preserve">When they went off record again, the DOC Committee decided that Mr. Andrews posed an “[i]mminent risk of harm to others” and that DOC could continue forcibly medicating him. [Exc. 305</w:t>
-      </w:r>
-      <w:r>
-        <w:noBreakHyphen/>
-      </w:r>
-      <w:r>
-        <w:t xml:space="preserve">06] The summary from the hearing stated that the Committee believed medication was justified because “patient has been given several opportunities to stop medications in the past and all resulting in patient displaying aggressive behavior towards others, paranoia regarding beliefs that others were trying to harm him resulting in the patient assaulting others.” [Id.] Mr. Andrews appealed this determination to the Medical Advisory Committee (MAC), noting that his attorneys could not attend the hearing, that this was the first medication review hearing ever held for him, and that there were no recent reports of him being violent toward others. [Exc. 220</w:t>
-      </w:r>
-      <w:r>
-        <w:noBreakHyphen/>
-      </w:r>
-      <w:r>
-        <w:t xml:space="preserve">21] Three weeks later, the MAC denied his appeal, noting that he displayed “aggressive behavior” and tried to “assault[]” others” when off his medication. [Exc. 298] The MAC did not mention any examples.</w:t>
+        <w:t xml:space="preserve">When they went off record again, the DOC Committee decided that Mr. Andrews posed an “[i]mminent risk of harm to others” and that DOC could continue forcibly medicating him. [Exc. 305-⁠06] The summary from the hearing stated that the Committee believed medication was justified because “patient has been given several opportunities to stop medications in the past and all resulting in patient displaying aggressive behavior towards others, paranoia regarding beliefs that others were trying to harm him resulting in the patient assaulting others.” [Id.] Mr. Andrews appealed this determination to the Medical Advisory Committee (MAC), noting that his attorneys could not attend the hearing, that this was the first medication review hearing ever held for him, and that there were no recent reports of him being violent toward others. [Exc. 220-⁠21] Three weeks later, the MAC denied his appeal, noting that he displayed “aggressive behavior” and tried to “assault[]” others” when off his medication. [Exc. 298] The MAC did not mention any examples.</w:t>
       </w:r>
     </w:p>
     <w:p>
@@ -3130,13 +2978,7 @@
         <w:pStyle w:val="BodyText"/>
       </w:pPr>
       <w:r>
-        <w:t xml:space="preserve">The next medication review hearing took place on May 9, 2023. [CTr. 21</w:t>
-      </w:r>
-      <w:r>
-        <w:noBreakHyphen/>
-      </w:r>
-      <w:r>
-        <w:t xml:space="preserve">38] The notice prior to the hearing stated that the “Reason for Referral” was “6 month review of involuntary psychotropic medications.” [Exc. 304] The section of the form for stating the purported justification for forced medication was again left blank.</w:t>
+        <w:t xml:space="preserve">The next medication review hearing took place on May 9, 2023. [CTr. 21-⁠38] The notice prior to the hearing stated that the “Reason for Referral” was “6 month review of involuntary psychotropic medications.” [Exc. 304] The section of the form for stating the purported justification for forced medication was again left blank.</w:t>
       </w:r>
     </w:p>
     <w:p>
@@ -3164,19 +3006,7 @@
         <w:t xml:space="preserve"> </w:t>
       </w:r>
       <w:r>
-        <w:t xml:space="preserve">his continued paranoia, and his apparent response to internal stimuli and voices. [CTr. 25</w:t>
-      </w:r>
-      <w:r>
-        <w:noBreakHyphen/>
-      </w:r>
-      <w:r>
-        <w:t xml:space="preserve">26] When asked if Mr. Andrews presents a danger to himself or others, Dr. Olivera responded, “I believe that anybody that is psychotic can become a danger to himself or [] others.” [CTr. 26</w:t>
-      </w:r>
-      <w:r>
-        <w:noBreakHyphen/>
-      </w:r>
-      <w:r>
-        <w:t xml:space="preserve">27]</w:t>
+        <w:t xml:space="preserve">his continued paranoia, and his apparent response to internal stimuli and voices. [CTr. 25-⁠26] When asked if Mr. Andrews presents a danger to himself or others, Dr. Olivera responded, “I believe that anybody that is psychotic can become a danger to himself or [] others.” [CTr. 26-⁠27]</w:t>
       </w:r>
     </w:p>
     <w:p>
@@ -3184,13 +3014,7 @@
         <w:pStyle w:val="BodyText"/>
       </w:pPr>
       <w:r>
-        <w:t xml:space="preserve">Committee Chair Zock asked Mr. Andrews if he had questions for the provider. Mr. Andrews stated, “I don’t hear voices. I never heard voices.” [CTr. 27</w:t>
-      </w:r>
-      <w:r>
-        <w:noBreakHyphen/>
-      </w:r>
-      <w:r>
-        <w:t xml:space="preserve">28] No one responded to this statement.</w:t>
+        <w:t xml:space="preserve">Committee Chair Zock asked Mr. Andrews if he had questions for the provider. Mr. Andrews stated, “I don’t hear voices. I never heard voices.” [CTr. 27-⁠28] No one responded to this statement.</w:t>
       </w:r>
     </w:p>
     <w:p>
@@ -3230,13 +3054,7 @@
         <w:t xml:space="preserve"> </w:t>
       </w:r>
       <w:r>
-        <w:t xml:space="preserve">[CTr. 34</w:t>
-      </w:r>
-      <w:r>
-        <w:noBreakHyphen/>
-      </w:r>
-      <w:r>
-        <w:t xml:space="preserve">37] Dr. Stallman’s report agreed with the current treating provider. [CTr. 37]</w:t>
+        <w:t xml:space="preserve">[CTr. 34-⁠37] Dr. Stallman’s report agreed with the current treating provider. [CTr. 37]</w:t>
       </w:r>
     </w:p>
     <w:p>
@@ -3372,13 +3190,7 @@
         <w:pStyle w:val="BodyText"/>
       </w:pPr>
       <w:r>
-        <w:t xml:space="preserve">The written notice for the next medication review hearing again failed to specify the basis for forcibly medicating Mr. Andrews; the relevant section was left blank. [Exc. 204</w:t>
-      </w:r>
-      <w:r>
-        <w:noBreakHyphen/>
-      </w:r>
-      <w:r>
-        <w:t xml:space="preserve">05]</w:t>
+        <w:t xml:space="preserve">The written notice for the next medication review hearing again failed to specify the basis for forcibly medicating Mr. Andrews; the relevant section was left blank. [Exc. 204-⁠05]</w:t>
       </w:r>
     </w:p>
     <w:p>
@@ -3394,13 +3206,7 @@
         <w:pStyle w:val="BodyText"/>
       </w:pPr>
       <w:r>
-        <w:t xml:space="preserve">Mental Health Clinician Kristopher Staples expressed his support for involuntary medication, noting his fear that Mr. Andrews would engage in “violent behavior” and the “assaultive behavior that he initially went on the involuntary meds for.” [CTr. 44</w:t>
-      </w:r>
-      <w:r>
-        <w:noBreakHyphen/>
-      </w:r>
-      <w:r>
-        <w:t xml:space="preserve">45] When asked by the Committee about the “specifics of the aggressive behavior that caused Mr. Andrews to go on involuntary medication,” Clinician Staples did not remember. [CTr. 45] (In fact, Mr. Andrews was not medicated for being “violent” or “assaultive” — DOC first forcibly medicated him in 2018 because they found he was at risk of “Grave Disability” and “Danger to self.” [Exc. 225])</w:t>
+        <w:t xml:space="preserve">Mental Health Clinician Kristopher Staples expressed his support for involuntary medication, noting his fear that Mr. Andrews would engage in “violent behavior” and the “assaultive behavior that he initially went on the involuntary meds for.” [CTr. 44-⁠45] When asked by the Committee about the “specifics of the aggressive behavior that caused Mr. Andrews to go on involuntary medication,” Clinician Staples did not remember. [CTr. 45] (In fact, Mr. Andrews was not medicated for being “violent” or “assaultive” — DOC first forcibly medicated him in 2018 because they found he was at risk of “Grave Disability” and “Danger to self.” [Exc. 225])</w:t>
       </w:r>
     </w:p>
     <w:p>
@@ -3408,13 +3214,7 @@
         <w:pStyle w:val="BodyTextNote"/>
       </w:pPr>
       <w:r>
-        <w:t xml:space="preserve">Committee Chair Zock then read the evaluation of a second psychiatrist, Dr. Worrall, into the record. The evaluation concurred with Dr. Olivera’s recommendation to continue forced medication. [CTr. 47</w:t>
-      </w:r>
-      <w:r>
-        <w:noBreakHyphen/>
-      </w:r>
-      <w:r>
-        <w:t xml:space="preserve">56] The evaluation also noted that Mr. Andrews showed signs of tardive dyskinesia, a side effect of psychotropic medication that involves uncontrollable muscle movements of the face and body.</w:t>
+        <w:t xml:space="preserve">Committee Chair Zock then read the evaluation of a second psychiatrist, Dr. Worrall, into the record. The evaluation concurred with Dr. Olivera’s recommendation to continue forced medication. [CTr. 47-⁠56] The evaluation also noted that Mr. Andrews showed signs of tardive dyskinesia, a side effect of psychotropic medication that involves uncontrollable muscle movements of the face and body.</w:t>
       </w:r>
       <w:r>
         <w:rPr>
@@ -3426,13 +3226,7 @@
         <w:t xml:space="preserve"> </w:t>
       </w:r>
       <w:r>
-        <w:t xml:space="preserve">[CTr. 52] Mr. Andrews was permitted to ask questions but was not given an opportunity to make his own statement during the hearing, contrary to policy. [Exc. 45</w:t>
-      </w:r>
-      <w:r>
-        <w:noBreakHyphen/>
-      </w:r>
-      <w:r>
-        <w:t xml:space="preserve">46]</w:t>
+        <w:t xml:space="preserve">[CTr. 52] Mr. Andrews was permitted to ask questions but was not given an opportunity to make his own statement during the hearing, contrary to policy. [Exc. 45-⁠46]</w:t>
       </w:r>
     </w:p>
     <w:p>
@@ -3460,13 +3254,7 @@
         <w:pStyle w:val="BodyText"/>
       </w:pPr>
       <w:r>
-        <w:t xml:space="preserve">Mr. Andrews appealed. [Exc. 299</w:t>
-      </w:r>
-      <w:r>
-        <w:noBreakHyphen/>
-      </w:r>
-      <w:r>
-        <w:t xml:space="preserve">300] The Medical Advisory Committee (MAC) upheld the decision to forcibly medicate him, but only on the ground of “grave disability.” The MAC stated it “did not find evidence for danger to others (or danger to self).” [Exc. 301 (emphasis added)]</w:t>
+        <w:t xml:space="preserve">Mr. Andrews appealed. [Exc. 299-⁠300] The Medical Advisory Committee (MAC) upheld the decision to forcibly medicate him, but only on the ground of “grave disability.” The MAC stated it “did not find evidence for danger to others (or danger to self).” [Exc. 301 (emphasis added)]</w:t>
       </w:r>
     </w:p>
     <w:p>
@@ -3582,25 +3370,7 @@
         <w:pStyle w:val="BodyTextNote"/>
       </w:pPr>
       <w:r>
-        <w:t xml:space="preserve">Mr. Andrews’s next involuntary medication hearing on June 19, 2024 followed a familiar pattern: Mr. Andrews received a written notice prior to the hearing, but the portion of the form with the justification for forced medication was left blank. [Exc. 136</w:t>
-      </w:r>
-      <w:r>
-        <w:noBreakHyphen/>
-      </w:r>
-      <w:r>
-        <w:t xml:space="preserve">37] During the hearing, the officer serving as Staff Advisor was not present in person with Mr. Andrews. [CTr. 59</w:t>
-      </w:r>
-      <w:r>
-        <w:noBreakHyphen/>
-      </w:r>
-      <w:r>
-        <w:t xml:space="preserve">60] DOC treating psychiatrist Dr. Olivera recommended that Mr. Andrews continue on involuntary medication because he believed that Mr. Andrews posed an imminent risk of harm to himself and others. [CTr. 62] A Committee member asked Dr. Olivera and Mental Health Clinician Staples if there were any recent incidents of self-harm or harm to others. [CTr. 62</w:t>
-      </w:r>
-      <w:r>
-        <w:noBreakHyphen/>
-      </w:r>
-      <w:r>
-        <w:t xml:space="preserve">63, 66] Both providers stated there were not. [CTr. 63, 66] There was no discussion of the Medical Advisory Committee’s finding following the last hearing that it “did not find evidence for danger to others (or danger to self).” [Exc. 301] And, despite the MAC’s finding, the Involuntary Medication Committee decided that continued forced medication was justified because Mr. Andrews was an “imminent risk of harm to self” and “imminent risk of harm to others.” [Exc. 307]</w:t>
+        <w:t xml:space="preserve">Mr. Andrews’s next involuntary medication hearing on June 19, 2024 followed a familiar pattern: Mr. Andrews received a written notice prior to the hearing, but the portion of the form with the justification for forced medication was left blank. [Exc. 136-⁠37] During the hearing, the officer serving as Staff Advisor was not present in person with Mr. Andrews. [CTr. 59-⁠60] DOC treating psychiatrist Dr. Olivera recommended that Mr. Andrews continue on involuntary medication because he believed that Mr. Andrews posed an imminent risk of harm to himself and others. [CTr. 62] A Committee member asked Dr. Olivera and Mental Health Clinician Staples if there were any recent incidents of self-harm or harm to others. [CTr. 62-⁠63, 66] Both providers stated there were not. [CTr. 63, 66] There was no discussion of the Medical Advisory Committee’s finding following the last hearing that it “did not find evidence for danger to others (or danger to self).” [Exc. 301] And, despite the MAC’s finding, the Involuntary Medication Committee decided that continued forced medication was justified because Mr. Andrews was an “imminent risk of harm to self” and “imminent risk of harm to others.” [Exc. 307]</w:t>
       </w:r>
       <w:r>
         <w:rPr>
@@ -3614,13 +3384,7 @@
         <w:pStyle w:val="BodyText"/>
       </w:pPr>
       <w:r>
-        <w:t xml:space="preserve">Mr. Andrews filed an appeal. [Id.] He never heard back. A few months later, assisted by counsel, Mr. Andrews filed his summary judgment motion in this litigation, arguing that the Alaska Constitution entitles him to a judicial hearing and appointed counsel before he may be forcibly medicated with psychotropic medication by the government. [Exc. 70</w:t>
-      </w:r>
-      <w:r>
-        <w:noBreakHyphen/>
-      </w:r>
-      <w:r>
-        <w:t xml:space="preserve">126] In the motion, he noted that DOC had failed to respond to his June 2024 appeal. [Exc. 91] As a result, DOC looked for his appeal form and found a scan of the form in a former employee’s email inbox. [Exc. 261, 309]</w:t>
+        <w:t xml:space="preserve">Mr. Andrews filed an appeal. [Id.] He never heard back. A few months later, assisted by counsel, Mr. Andrews filed his summary judgment motion in this litigation, arguing that the Alaska Constitution entitles him to a judicial hearing and appointed counsel before he may be forcibly medicated with psychotropic medication by the government. [Exc. 70-⁠126] In the motion, he noted that DOC had failed to respond to his June 2024 appeal. [Exc. 91] As a result, DOC looked for his appeal form and found a scan of the form in a former employee’s email inbox. [Exc. 261, 309]</w:t>
       </w:r>
     </w:p>
     <w:p>
@@ -3628,13 +3392,7 @@
         <w:pStyle w:val="BodyText"/>
       </w:pPr>
       <w:r>
-        <w:t xml:space="preserve">Because DOC had not responded to the appeal, DOC took Mr. Andrews off psychotropic medication on October 4, 2024. [Exc. 261] Since then, DOC providers have not asked to put Mr. Andrews back on psychotropic medication, and DOC has transferred Mr. Andrews to a lower security facility, Palmer Correctional Center. [Tr. 4</w:t>
-      </w:r>
-      <w:r>
-        <w:noBreakHyphen/>
-      </w:r>
-      <w:r>
-        <w:t xml:space="preserve">5]</w:t>
+        <w:t xml:space="preserve">Because DOC had not responded to the appeal, DOC took Mr. Andrews off psychotropic medication on October 4, 2024. [Exc. 261] Since then, DOC providers have not asked to put Mr. Andrews back on psychotropic medication, and DOC has transferred Mr. Andrews to a lower security facility, Palmer Correctional Center. [Tr. 4-⁠5]</w:t>
       </w:r>
     </w:p>
     <w:p>
@@ -3756,43 +3514,7 @@
         <w:pStyle w:val="BodyText"/>
       </w:pPr>
       <w:r>
-        <w:t xml:space="preserve">After the intermittent medication review hearings began in August 2022, the American Civil Liberties Union of Alaska entered an appearance for Mr. Andrews [R. 1262</w:t>
-      </w:r>
-      <w:r>
-        <w:noBreakHyphen/>
-      </w:r>
-      <w:r>
-        <w:t xml:space="preserve">63], filed an Amended Complaint [Exc. 1</w:t>
-      </w:r>
-      <w:r>
-        <w:noBreakHyphen/>
-      </w:r>
-      <w:r>
-        <w:t xml:space="preserve">26, R. 1258</w:t>
-      </w:r>
-      <w:r>
-        <w:noBreakHyphen/>
-      </w:r>
-      <w:r>
-        <w:t xml:space="preserve">61], and moved for an Independent Medical Examination (IME). [R. 1227</w:t>
-      </w:r>
-      <w:r>
-        <w:noBreakHyphen/>
-      </w:r>
-      <w:r>
-        <w:t xml:space="preserve">40] The superior court accepted the Amended Complaint and granted the motion for an IME. [R. 318</w:t>
-      </w:r>
-      <w:r>
-        <w:noBreakHyphen/>
-      </w:r>
-      <w:r>
-        <w:t xml:space="preserve">323, 1177</w:t>
-      </w:r>
-      <w:r>
-        <w:noBreakHyphen/>
-      </w:r>
-      <w:r>
-        <w:t xml:space="preserve">79]</w:t>
+        <w:t xml:space="preserve">After the intermittent medication review hearings began in August 2022, the American Civil Liberties Union of Alaska entered an appearance for Mr. Andrews [R. 1262-⁠63], filed an Amended Complaint [Exc. 1-⁠26, R. 1258-⁠61], and moved for an Independent Medical Examination (IME). [R. 1227-⁠40] The superior court accepted the Amended Complaint and granted the motion for an IME. [R. 318-⁠323, 1177-⁠79]</w:t>
       </w:r>
     </w:p>
     <w:p>
@@ -3800,13 +3522,7 @@
         <w:pStyle w:val="BodyText"/>
       </w:pPr>
       <w:r>
-        <w:t xml:space="preserve">Dr. Sriharsha Gowtham, an internal medicine physician, conducted an IME on June 27, 2023, and referred Mr. Andrews to Dr. Douglas Haghighi, a gastroenterologist. [R. 951</w:t>
-      </w:r>
-      <w:r>
-        <w:noBreakHyphen/>
-      </w:r>
-      <w:r>
-        <w:t xml:space="preserve">54] Dr. Haghighi diagnosed Mr. Andrews with Barrett’s Esophagus, a condition caused by chronic acid reflux where the hydrochloric acid from the stomach causes the normal cells of the esophagus to be replaced by cells that are predisposed to cancer development. [R. 952] Dr. Gowtham concluded that Mr. Andrews’s gastrointestinal pain may be caused by the psychotropic medication. [R. 954]</w:t>
+        <w:t xml:space="preserve">Dr. Sriharsha Gowtham, an internal medicine physician, conducted an IME on June 27, 2023, and referred Mr. Andrews to Dr. Douglas Haghighi, a gastroenterologist. [R. 951-⁠54] Dr. Haghighi diagnosed Mr. Andrews with Barrett’s Esophagus, a condition caused by chronic acid reflux where the hydrochloric acid from the stomach causes the normal cells of the esophagus to be replaced by cells that are predisposed to cancer development. [R. 952] Dr. Gowtham concluded that Mr. Andrews’s gastrointestinal pain may be caused by the psychotropic medication. [R. 954]</w:t>
       </w:r>
     </w:p>
     <w:p>
@@ -3814,37 +3530,7 @@
         <w:pStyle w:val="BodyText"/>
       </w:pPr>
       <w:r>
-        <w:t xml:space="preserve">In July 2024, Mr. Andrews moved for summary judgment on his claim that due process entitles him to a judicial hearing, rather than an internal DOC hearing, and appointed counsel before he may be forcibly medicated. [R. 574</w:t>
-      </w:r>
-      <w:r>
-        <w:noBreakHyphen/>
-      </w:r>
-      <w:r>
-        <w:t xml:space="preserve">631] DOC moved under Civil Rule 56(f) for an extension of time for filing its opposition so it could depose Dr. Gowtham. [R. 562</w:t>
-      </w:r>
-      <w:r>
-        <w:noBreakHyphen/>
-      </w:r>
-      <w:r>
-        <w:t xml:space="preserve">68] Mr. Andrews opposed this motion on the ground that his legal arguments for a judicial hearing and counsel do not depend on Dr. Gowtham’s findings. [R. 531</w:t>
-      </w:r>
-      <w:r>
-        <w:noBreakHyphen/>
-      </w:r>
-      <w:r>
-        <w:t xml:space="preserve">45] The superior court permitted Mr. Andrews to re-submit his motion without reference to Dr. Gowtham’s findings. [R. 520</w:t>
-      </w:r>
-      <w:r>
-        <w:noBreakHyphen/>
-      </w:r>
-      <w:r>
-        <w:t xml:space="preserve">21] Mr. Andrews filed a Revised Motion for Summary Judgment as directed. [Exc. 70</w:t>
-      </w:r>
-      <w:r>
-        <w:noBreakHyphen/>
-      </w:r>
-      <w:r>
-        <w:t xml:space="preserve">126]</w:t>
+        <w:t xml:space="preserve">In July 2024, Mr. Andrews moved for summary judgment on his claim that due process entitles him to a judicial hearing, rather than an internal DOC hearing, and appointed counsel before he may be forcibly medicated. [R. 574-⁠631] DOC moved under Civil Rule 56(f) for an extension of time for filing its opposition so it could depose Dr. Gowtham. [R. 562-⁠68] Mr. Andrews opposed this motion on the ground that his legal arguments for a judicial hearing and counsel do not depend on Dr. Gowtham’s findings. [R. 531-⁠45] The superior court permitted Mr. Andrews to re-submit his motion without reference to Dr. Gowtham’s findings. [R. 520-⁠21] Mr. Andrews filed a Revised Motion for Summary Judgment as directed. [Exc. 70-⁠126]</w:t>
       </w:r>
     </w:p>
     <w:p>
@@ -3852,13 +3538,7 @@
         <w:pStyle w:val="BodyTextNote"/>
       </w:pPr>
       <w:r>
-        <w:t xml:space="preserve">DOC then filed an Opposition and Cross-Motion for Summary Judgment. [Exc. 233</w:t>
-      </w:r>
-      <w:r>
-        <w:noBreakHyphen/>
-      </w:r>
-      <w:r>
-        <w:t xml:space="preserve">289] After the cross-motions were fully briefed,</w:t>
+        <w:t xml:space="preserve">DOC then filed an Opposition and Cross-Motion for Summary Judgment. [Exc. 233-⁠289] After the cross-motions were fully briefed,</w:t>
       </w:r>
       <w:r>
         <w:rPr>
@@ -3870,25 +3550,7 @@
         <w:t xml:space="preserve"> </w:t>
       </w:r>
       <w:r>
-        <w:t xml:space="preserve">the superior court held oral argument on February 14, 2025. [Tr. 1</w:t>
-      </w:r>
-      <w:r>
-        <w:noBreakHyphen/>
-      </w:r>
-      <w:r>
-        <w:t xml:space="preserve">28] On April 22, 2025, the court issued an order granting summary judgment for DOC. [Exc. 187</w:t>
-      </w:r>
-      <w:r>
-        <w:noBreakHyphen/>
-      </w:r>
-      <w:r>
-        <w:t xml:space="preserve">200] The trial court ruled that disciplinary proceedings within DOC provided the “best guidance” on the procedural rights that should be afforded to Mr. Andrews, because incarcerated people have “diminished liberty interests” on account of their incarceration. [Exc. 192</w:t>
-      </w:r>
-      <w:r>
-        <w:noBreakHyphen/>
-      </w:r>
-      <w:r>
-        <w:t xml:space="preserve">94] The trial court concluded that the DOC procedures provided Mr. Andrews with sufficient due process under Mathews v. Eldridge.</w:t>
+        <w:t xml:space="preserve">the superior court held oral argument on February 14, 2025. [Tr. 1-⁠28] On April 22, 2025, the court issued an order granting summary judgment for DOC. [Exc. 187-⁠200] The trial court ruled that disciplinary proceedings within DOC provided the “best guidance” on the procedural rights that should be afforded to Mr. Andrews, because incarcerated people have “diminished liberty interests” on account of their incarceration. [Exc. 192-⁠94] The trial court concluded that the DOC procedures provided Mr. Andrews with sufficient due process under Mathews v. Eldridge.</w:t>
       </w:r>
       <w:r>
         <w:rPr>
@@ -3900,19 +3562,7 @@
         <w:t xml:space="preserve"> </w:t>
       </w:r>
       <w:r>
-        <w:t xml:space="preserve">[Exc. 194</w:t>
-      </w:r>
-      <w:r>
-        <w:noBreakHyphen/>
-      </w:r>
-      <w:r>
-        <w:t xml:space="preserve">98] The court believed that Mr. Andrews has a “strong private interest” in avoiding forced medication with psychotropics, but that the current procedures do not create a high risk of erroneous deprivation of that interest. [Exc. 194</w:t>
-      </w:r>
-      <w:r>
-        <w:noBreakHyphen/>
-      </w:r>
-      <w:r>
-        <w:t xml:space="preserve">95]</w:t>
+        <w:t xml:space="preserve">[Exc. 194-⁠98] The court believed that Mr. Andrews has a “strong private interest” in avoiding forced medication with psychotropics, but that the current procedures do not create a high risk of erroneous deprivation of that interest. [Exc. 194-⁠95]</w:t>
       </w:r>
     </w:p>
     <w:p>
@@ -4520,13 +4170,7 @@
         <w:t xml:space="preserve"> </w:t>
       </w:r>
       <w:r>
-        <w:t xml:space="preserve">A person’s mind is their most private place. Government interference with a person’s thoughts and perceptions is profoundly invasive and dangerous. And when Mr. Andrews refuses to take the medication orally, he will be held down and forcibly injected. [Exc. 129, 290</w:t>
-      </w:r>
-      <w:r>
-        <w:noBreakHyphen/>
-      </w:r>
-      <w:r>
-        <w:t xml:space="preserve">92]</w:t>
+        <w:t xml:space="preserve">A person’s mind is their most private place. Government interference with a person’s thoughts and perceptions is profoundly invasive and dangerous. And when Mr. Andrews refuses to take the medication orally, he will be held down and forcibly injected. [Exc. 129, 290-⁠92]</w:t>
       </w:r>
     </w:p>
     <w:p>
@@ -5280,13 +4924,7 @@
         <w:pStyle w:val="BodyTextNote"/>
       </w:pPr>
       <w:r>
-        <w:t xml:space="preserve">In its order granting summary judgment, the superior court in this case analogized medication decisions in prisons to disciplinary decisions, noting that this Court has allowed prison staff to make disciplinary decisions. [Exc. 192</w:t>
-      </w:r>
-      <w:r>
-        <w:noBreakHyphen/>
-      </w:r>
-      <w:r>
-        <w:t xml:space="preserve">95] But the analogy is inapt. In a disciplinary hearing, the sole question is what occurred — did one inmate strike another, possess contraband, or disobey an order? The risk of a DOC staff member getting this determination wrong (in other words, the risk of erroneous deprivation) is relatively low.</w:t>
+        <w:t xml:space="preserve">In its order granting summary judgment, the superior court in this case analogized medication decisions in prisons to disciplinary decisions, noting that this Court has allowed prison staff to make disciplinary decisions. [Exc. 192-⁠95] But the analogy is inapt. In a disciplinary hearing, the sole question is what occurred — did one inmate strike another, possess contraband, or disobey an order? The risk of a DOC staff member getting this determination wrong (in other words, the risk of erroneous deprivation) is relatively low.</w:t>
       </w:r>
       <w:r>
         <w:rPr>
@@ -5622,19 +5260,7 @@
         <w:pStyle w:val="BodyTextNote"/>
       </w:pPr>
       <w:r>
-        <w:t xml:space="preserve">But Mr. Andrews never received evidence before a hearing that supported forced medication. And, after the initial hearing in 2018, none of the notices for subsequent hearings specified even the “reason” DOC believed Mr. Andrews needed to be medicated. [Exc. 136</w:t>
-      </w:r>
-      <w:r>
-        <w:noBreakHyphen/>
-      </w:r>
-      <w:r>
-        <w:t xml:space="preserve">37, 204</w:t>
-      </w:r>
-      <w:r>
-        <w:noBreakHyphen/>
-      </w:r>
-      <w:r>
-        <w:t xml:space="preserve">05, 222, 304] Nor would it have been obvious to Mr. Andrews what the purported reason was, since DOC repeatedly changed its justification.</w:t>
+        <w:t xml:space="preserve">But Mr. Andrews never received evidence before a hearing that supported forced medication. And, after the initial hearing in 2018, none of the notices for subsequent hearings specified even the “reason” DOC believed Mr. Andrews needed to be medicated. [Exc. 136-⁠37, 204-⁠05, 222, 304] Nor would it have been obvious to Mr. Andrews what the purported reason was, since DOC repeatedly changed its justification.</w:t>
       </w:r>
       <w:r>
         <w:rPr>
@@ -5648,31 +5274,7 @@
         <w:pStyle w:val="BodyText"/>
       </w:pPr>
       <w:r>
-        <w:t xml:space="preserve">To provide Mr. Andrews with adequate opportunity to prepare for the hearings, the notices also should have provided the type of medication proposed, including dosage and side effects. But none of the hearing notices provided the medication dosage or side effects. [Exc. 136</w:t>
-      </w:r>
-      <w:r>
-        <w:noBreakHyphen/>
-      </w:r>
-      <w:r>
-        <w:t xml:space="preserve">37, 171, 204</w:t>
-      </w:r>
-      <w:r>
-        <w:noBreakHyphen/>
-      </w:r>
-      <w:r>
-        <w:t xml:space="preserve">05, 222, 304] Three of the five hearing notices did not specify the type of medication recommended. [Exc. 136</w:t>
-      </w:r>
-      <w:r>
-        <w:noBreakHyphen/>
-      </w:r>
-      <w:r>
-        <w:t xml:space="preserve">37, 204</w:t>
-      </w:r>
-      <w:r>
-        <w:noBreakHyphen/>
-      </w:r>
-      <w:r>
-        <w:t xml:space="preserve">05, 304] Individuals in civil commitment proceedings are given far more information in the notice they receive prior to a forced medication hearing. See AS 47.30.837(b), (d)⁠(2).</w:t>
+        <w:t xml:space="preserve">To provide Mr. Andrews with adequate opportunity to prepare for the hearings, the notices also should have provided the type of medication proposed, including dosage and side effects. But none of the hearing notices provided the medication dosage or side effects. [Exc. 136-⁠37, 171, 204-⁠05, 222, 304] Three of the five hearing notices did not specify the type of medication recommended. [Exc. 136-⁠37, 204-⁠05, 304] Individuals in civil commitment proceedings are given far more information in the notice they receive prior to a forced medication hearing. See AS 47.30.837(b), (d)⁠(2).</w:t>
       </w:r>
     </w:p>
     <w:p>
@@ -5728,13 +5330,7 @@
         <w:t xml:space="preserve"> </w:t>
       </w:r>
       <w:r>
-        <w:t xml:space="preserve">and did not ensure that the Staff Advisor assigned to Mr. Andrews actually assisted him [Exc. 132</w:t>
-      </w:r>
-      <w:r>
-        <w:noBreakHyphen/>
-      </w:r>
-      <w:r>
-        <w:t xml:space="preserve">33] or even was in the same location during a hearing.</w:t>
+        <w:t xml:space="preserve">and did not ensure that the Staff Advisor assigned to Mr. Andrews actually assisted him [Exc. 132-⁠33] or even was in the same location during a hearing.</w:t>
       </w:r>
       <w:r>
         <w:rPr>
@@ -5780,13 +5376,7 @@
         <w:t xml:space="preserve"> </w:t>
       </w:r>
       <w:r>
-        <w:t xml:space="preserve">[Tr. 4</w:t>
-      </w:r>
-      <w:r>
-        <w:noBreakHyphen/>
-      </w:r>
-      <w:r>
-        <w:t xml:space="preserve">5] This development speaks directly to the risk of erroneous deprivation in these hearings. Hearings to review forced medication are an important constitutional protection to ensure that forced medication does not continue for longer than necessary. But instead of assessing whether there is an up-to-date factual basis for forced medication at each hearing, the Involuntary Medication Committee consistently rubber stamped continuing involuntary medication based on its own prior conclusions.</w:t>
+        <w:t xml:space="preserve">[Tr. 4-⁠5] This development speaks directly to the risk of erroneous deprivation in these hearings. Hearings to review forced medication are an important constitutional protection to ensure that forced medication does not continue for longer than necessary. But instead of assessing whether there is an up-to-date factual basis for forced medication at each hearing, the Involuntary Medication Committee consistently rubber stamped continuing involuntary medication based on its own prior conclusions.</w:t>
       </w:r>
     </w:p>
     <w:p>
@@ -6106,19 +5696,7 @@
         <w:pStyle w:val="BodyTextNote"/>
       </w:pPr>
       <w:r>
-        <w:t xml:space="preserve">Requiring a judicial hearing before any long-term forced medication order will not impair the administration of correctional facilities, including their safety or efficiency. DOC can continue to use its emergency medication procedure when there is an immediate risk to the safety of the patient or others. The current emergency procedures allow DOC to forcibly medicate a patient for up to three 72-hour periods, which totals between 11 and 14 days with the Policy’s exclusion of weekends and holidays. [Exc. 41</w:t>
-      </w:r>
-      <w:r>
-        <w:noBreakHyphen/>
-      </w:r>
-      <w:r>
-        <w:t xml:space="preserve">42] This 1.5-to</w:t>
-      </w:r>
-      <w:r>
-        <w:noBreakHyphen/>
-      </w:r>
-      <w:r>
-        <w:t xml:space="preserve">2-week period gives a DOC psychiatrist ample time to submit a petition to a court requesting longer-term involuntary medication when the doctor believes that is justified. In civil commitment cases, the Alaska statutes treat three days as sufficient time to arrange for a contested court hearing.</w:t>
+        <w:t xml:space="preserve">Requiring a judicial hearing before any long-term forced medication order will not impair the administration of correctional facilities, including their safety or efficiency. DOC can continue to use its emergency medication procedure when there is an immediate risk to the safety of the patient or others. The current emergency procedures allow DOC to forcibly medicate a patient for up to three 72-hour periods, which totals between 11 and 14 days with the Policy’s exclusion of weekends and holidays. [Exc. 41-⁠42] This 1.5-to-⁠2-week period gives a DOC psychiatrist ample time to submit a petition to a court requesting longer-term involuntary medication when the doctor believes that is justified. In civil commitment cases, the Alaska statutes treat three days as sufficient time to arrange for a contested court hearing.</w:t>
       </w:r>
       <w:r>
         <w:rPr>
@@ -6358,13 +5936,7 @@
         <w:pStyle w:val="BodyText"/>
       </w:pPr>
       <w:r>
-        <w:t xml:space="preserve">The same kinds of procedures should apply for scheduling and conducting involuntary medication hearings for sentenced prisoners. Given that fewer than two dozen prisoners are currently subject to involuntary medication orders [R. 517</w:t>
-      </w:r>
-      <w:r>
-        <w:noBreakHyphen/>
-      </w:r>
-      <w:r>
-        <w:t xml:space="preserve">18], providing each a six-month review hearing in court would amount to about three or four hearings a month on average.</w:t>
+        <w:t xml:space="preserve">The same kinds of procedures should apply for scheduling and conducting involuntary medication hearings for sentenced prisoners. Given that fewer than two dozen prisoners are currently subject to involuntary medication orders [R. 517-⁠18], providing each a six-month review hearing in court would amount to about three or four hearings a month on average.</w:t>
       </w:r>
     </w:p>
     <w:p>
@@ -6524,13 +6096,7 @@
         <w:pStyle w:val="BodyTextNote"/>
       </w:pPr>
       <w:r>
-        <w:t xml:space="preserve">The trial court in this case erroneously reached the opposite conclusion. It believed that incarcerated people have “diminished liberty interests” before being forcibly medicated and that, as a result, prison disciplinary hearings provide “the best guidance” in determining the appropriate procedures for forced medication. [Exc. 192</w:t>
-      </w:r>
-      <w:r>
-        <w:noBreakHyphen/>
-      </w:r>
-      <w:r>
-        <w:t xml:space="preserve">94] In its analysis, the trial court placed great weight on a footnote in Myers, but that reliance was misplaced. In the Myers footnote, this Court responded to API’s repeated citation to federal cases, such as Washington v. Harper, that limit due process rights under the federal constitution for prisoners potentially subject to forced medication.</w:t>
+        <w:t xml:space="preserve">The trial court in this case erroneously reached the opposite conclusion. It believed that incarcerated people have “diminished liberty interests” before being forcibly medicated and that, as a result, prison disciplinary hearings provide “the best guidance” in determining the appropriate procedures for forced medication. [Exc. 192-⁠94] In its analysis, the trial court placed great weight on a footnote in Myers, but that reliance was misplaced. In the Myers footnote, this Court responded to API’s repeated citation to federal cases, such as Washington v. Harper, that limit due process rights under the federal constitution for prisoners potentially subject to forced medication.</w:t>
       </w:r>
       <w:r>
         <w:rPr>
@@ -7578,13 +7144,7 @@
         <w:t xml:space="preserve">Myers v. Alaska Psychiatric Inst.</w:t>
       </w:r>
       <w:r>
-        <w:t xml:space="preserve">, 138 P.3d 238, 241</w:t>
-      </w:r>
-      <w:r>
-        <w:noBreakHyphen/>
-      </w:r>
-      <w:r>
-        <w:t xml:space="preserve">42 (Alaska 2006).</w:t>
+        <w:t xml:space="preserve">, 138 P.3d 238, 241-⁠42 (Alaska 2006).</w:t>
       </w:r>
     </w:p>
   </w:footnote>
@@ -7654,13 +7214,7 @@
         <w:t xml:space="preserve"> </w:t>
       </w:r>
       <w:r>
-        <w:t xml:space="preserve">The Policy allowed emergency medication with psychotropics for up to 72 hours, excluding weekends and holidays. [Exc. 29</w:t>
-      </w:r>
-      <w:r>
-        <w:noBreakHyphen/>
-      </w:r>
-      <w:r>
-        <w:t xml:space="preserve">30] The emergency medication procedures are not at issue in this lawsuit.</w:t>
+        <w:t xml:space="preserve">The Policy allowed emergency medication with psychotropics for up to 72 hours, excluding weekends and holidays. [Exc. 29-⁠30] The emergency medication procedures are not at issue in this lawsuit.</w:t>
       </w:r>
     </w:p>
   </w:footnote>
@@ -7717,13 +7271,7 @@
         <w:t xml:space="preserve"> </w:t>
       </w:r>
       <w:r>
-        <w:t xml:space="preserve">In its order granting summary judgment, the superior court mistakenly wrote that DOC “conducted only one review hearing for Mr. Andrews between 2018 and 2022.” [Exc. 189] But there is no documentation of any review hearings during this time. There was one hearing during this period, in March 2021, but that was about whether DOC could perform involuntary blood draws on Mr. Andrews. It was not about involuntary medication. [Exc. 302</w:t>
-      </w:r>
-      <w:r>
-        <w:noBreakHyphen/>
-      </w:r>
-      <w:r>
-        <w:t xml:space="preserve">03]</w:t>
+        <w:t xml:space="preserve">In its order granting summary judgment, the superior court mistakenly wrote that DOC “conducted only one review hearing for Mr. Andrews between 2018 and 2022.” [Exc. 189] But there is no documentation of any review hearings during this time. There was one hearing during this period, in March 2021, but that was about whether DOC could perform involuntary blood draws on Mr. Andrews. It was not about involuntary medication. [Exc. 302-⁠03]</w:t>
       </w:r>
     </w:p>
   </w:footnote>
@@ -7742,25 +7290,7 @@
         <w:t xml:space="preserve"> </w:t>
       </w:r>
       <w:r>
-        <w:t xml:space="preserve">Mr. Andrews filed a Motion to Enforce pursuant to Cleary v. Smith (3AN</w:t>
-      </w:r>
-      <w:r>
-        <w:noBreakHyphen/>
-      </w:r>
-      <w:r>
-        <w:t xml:space="preserve">81</w:t>
-      </w:r>
-      <w:r>
-        <w:noBreakHyphen/>
-      </w:r>
-      <w:r>
-        <w:t xml:space="preserve">05274CI), a court case governing some prison conditions in the Alaska Department of Corrections. His case was later severed from Cleary and given its own case number. [R. 1177</w:t>
-      </w:r>
-      <w:r>
-        <w:noBreakHyphen/>
-      </w:r>
-      <w:r>
-        <w:t xml:space="preserve">79]</w:t>
+        <w:t xml:space="preserve">Mr. Andrews filed a Motion to Enforce pursuant to Cleary v. Smith (3AN-⁠81-⁠05274CI), a court case governing some prison conditions in the Alaska Department of Corrections. His case was later severed from Cleary and given its own case number. [R. 1177-⁠79]</w:t>
       </w:r>
     </w:p>
   </w:footnote>
@@ -7798,13 +7328,7 @@
         <w:t xml:space="preserve"> </w:t>
       </w:r>
       <w:r>
-        <w:t xml:space="preserve">Superior Court Judge Matthews appointed the Public Defender Agency to represent Mr. Andrews in May 2022. [R. 1342</w:t>
-      </w:r>
-      <w:r>
-        <w:noBreakHyphen/>
-      </w:r>
-      <w:r>
-        <w:t xml:space="preserve">43]</w:t>
+        <w:t xml:space="preserve">Superior Court Judge Matthews appointed the Public Defender Agency to represent Mr. Andrews in May 2022. [R. 1342-⁠43]</w:t>
       </w:r>
     </w:p>
   </w:footnote>
@@ -7880,13 +7404,7 @@
         <w:t xml:space="preserve"> </w:t>
       </w:r>
       <w:r>
-        <w:t xml:space="preserve">This document is the internal medical record of the decision to medicate Mr. Andrews. It is not clear if the Committee ever wrote the decisional document entitled Involuntary Medication Hearing Summary, as required by the Policy. [Exc. 48</w:t>
-      </w:r>
-      <w:r>
-        <w:noBreakHyphen/>
-      </w:r>
-      <w:r>
-        <w:t xml:space="preserve">49, 305] None was provided in discovery.</w:t>
+        <w:t xml:space="preserve">This document is the internal medical record of the decision to medicate Mr. Andrews. It is not clear if the Committee ever wrote the decisional document entitled Involuntary Medication Hearing Summary, as required by the Policy. [Exc. 48-⁠49, 305] None was provided in discovery.</w:t>
       </w:r>
     </w:p>
   </w:footnote>
@@ -7924,13 +7442,7 @@
         <w:t xml:space="preserve"> </w:t>
       </w:r>
       <w:r>
-        <w:t xml:space="preserve">Once again, it does not appear the Committee ever wrote the decisional document entitled Involuntary Medication Hearing Summary, as required by the Policy. [Exc. 48</w:t>
-      </w:r>
-      <w:r>
-        <w:noBreakHyphen/>
-      </w:r>
-      <w:r>
-        <w:t xml:space="preserve">49, 305] None was provided in discovery.</w:t>
+        <w:t xml:space="preserve">Once again, it does not appear the Committee ever wrote the decisional document entitled Involuntary Medication Hearing Summary, as required by the Policy. [Exc. 48-⁠49, 305] None was provided in discovery.</w:t>
       </w:r>
     </w:p>
   </w:footnote>
@@ -7949,13 +7461,7 @@
         <w:t xml:space="preserve"> </w:t>
       </w:r>
       <w:r>
-        <w:t xml:space="preserve">This citation references Mr. Andrews’s appeal form, which DOC had marked with the justification for medication. Again, it does not appear that an Involuntary Medication Hearing Summary was created, as required by the Policy. [Exc. 48</w:t>
-      </w:r>
-      <w:r>
-        <w:noBreakHyphen/>
-      </w:r>
-      <w:r>
-        <w:t xml:space="preserve">49, 305] None was provided in discovery.</w:t>
+        <w:t xml:space="preserve">This citation references Mr. Andrews’s appeal form, which DOC had marked with the justification for medication. Again, it does not appear that an Involuntary Medication Hearing Summary was created, as required by the Policy. [Exc. 48-⁠49, 305] None was provided in discovery.</w:t>
       </w:r>
     </w:p>
   </w:footnote>
@@ -7974,19 +7480,7 @@
         <w:t xml:space="preserve"> </w:t>
       </w:r>
       <w:r>
-        <w:t xml:space="preserve">See Exc. 138</w:t>
-      </w:r>
-      <w:r>
-        <w:noBreakHyphen/>
-      </w:r>
-      <w:r>
-        <w:t xml:space="preserve">170 (Reply on Plaintiff’s Revised Motion for Summary Judgment and Opposition to Defendants’ Cross-Motion for Summary Judgment), Exc. 172</w:t>
-      </w:r>
-      <w:r>
-        <w:noBreakHyphen/>
-      </w:r>
-      <w:r>
-        <w:t xml:space="preserve">186 (Reply in Support of Cross-Motion for Summary Judgment).</w:t>
+        <w:t xml:space="preserve">See Exc. 138-⁠170 (Reply on Plaintiff’s Revised Motion for Summary Judgment and Opposition to Defendants’ Cross-Motion for Summary Judgment), Exc. 172-⁠186 (Reply in Support of Cross-Motion for Summary Judgment).</w:t>
       </w:r>
     </w:p>
   </w:footnote>
@@ -8024,19 +7518,7 @@
         <w:t xml:space="preserve"> </w:t>
       </w:r>
       <w:r>
-        <w:t xml:space="preserve">The trial court fundamentally misunderstood Mr. Andrews’s reference to federal caselaw in his summary judgment briefing. Mr. Andrews reviewed Washington v. Harper, 494 U.S. 210 (1990), a case about what the federal Constitution requires for forced medication of prisoners, because federal law creates the floor for constitutional rights under the Alaska Constitution. See Baker v. City of Fairbanks, 471 P.2d 386, 401</w:t>
-      </w:r>
-      <w:r>
-        <w:noBreakHyphen/>
-      </w:r>
-      <w:r>
-        <w:t xml:space="preserve">02 (Alaska 1970). [Exc. 121</w:t>
-      </w:r>
-      <w:r>
-        <w:noBreakHyphen/>
-      </w:r>
-      <w:r>
-        <w:t xml:space="preserve">24] Mr. Andrews was not attempting to raise a federal due process claim.</w:t>
+        <w:t xml:space="preserve">The trial court fundamentally misunderstood Mr. Andrews’s reference to federal caselaw in his summary judgment briefing. Mr. Andrews reviewed Washington v. Harper, 494 U.S. 210 (1990), a case about what the federal Constitution requires for forced medication of prisoners, because federal law creates the floor for constitutional rights under the Alaska Constitution. See Baker v. City of Fairbanks, 471 P.2d 386, 401-⁠02 (Alaska 1970). [Exc. 121-⁠24] Mr. Andrews was not attempting to raise a federal due process claim.</w:t>
       </w:r>
     </w:p>
   </w:footnote>
@@ -8112,13 +7594,7 @@
         <w:t xml:space="preserve"> </w:t>
       </w:r>
       <w:r>
-        <w:t xml:space="preserve">In re 2021 Redistricting Cases, 528 P.3d 40, 58 (Alaska 2023) (quoting Doe v. State, Dep’t of Pub. Safety, 444 P.3d 116, 124</w:t>
-      </w:r>
-      <w:r>
-        <w:noBreakHyphen/>
-      </w:r>
-      <w:r>
-        <w:t xml:space="preserve">25 (Alaska 2019)).</w:t>
+        <w:t xml:space="preserve">In re 2021 Redistricting Cases, 528 P.3d 40, 58 (Alaska 2023) (quoting Doe v. State, Dep’t of Pub. Safety, 444 P.3d 116, 124-⁠25 (Alaska 2019)).</w:t>
       </w:r>
     </w:p>
   </w:footnote>
@@ -8156,13 +7632,7 @@
         <w:t xml:space="preserve"> </w:t>
       </w:r>
       <w:r>
-        <w:t xml:space="preserve">Copeland v. Ballard, 210 P.3d 1197, 1201 (Alaska 2009) (citing State v. Lundgren Pac. Const. Co., 603 P.2d 889, 895</w:t>
-      </w:r>
-      <w:r>
-        <w:noBreakHyphen/>
-      </w:r>
-      <w:r>
-        <w:t xml:space="preserve">96 (Alaska 1979)).</w:t>
+        <w:t xml:space="preserve">Copeland v. Ballard, 210 P.3d 1197, 1201 (Alaska 2009) (citing State v. Lundgren Pac. Const. Co., 603 P.2d 889, 895-⁠96 (Alaska 1979)).</w:t>
       </w:r>
     </w:p>
   </w:footnote>
@@ -8219,13 +7689,7 @@
         <w:t xml:space="preserve"> </w:t>
       </w:r>
       <w:r>
-        <w:t xml:space="preserve">Mathews, 424 U.S. at 334</w:t>
-      </w:r>
-      <w:r>
-        <w:noBreakHyphen/>
-      </w:r>
-      <w:r>
-        <w:t xml:space="preserve">35.</w:t>
+        <w:t xml:space="preserve">Mathews, 424 U.S. at 334-⁠35.</w:t>
       </w:r>
     </w:p>
   </w:footnote>
@@ -8263,13 +7727,7 @@
         <w:t xml:space="preserve"> </w:t>
       </w:r>
       <w:r>
-        <w:t xml:space="preserve">Id. at 241</w:t>
-      </w:r>
-      <w:r>
-        <w:noBreakHyphen/>
-      </w:r>
-      <w:r>
-        <w:t xml:space="preserve">42 (internal citations omitted).</w:t>
+        <w:t xml:space="preserve">Id. at 241-⁠42 (internal citations omitted).</w:t>
       </w:r>
     </w:p>
   </w:footnote>
@@ -8345,13 +7803,7 @@
         <w:t xml:space="preserve"> </w:t>
       </w:r>
       <w:r>
-        <w:t xml:space="preserve">Id. at 247</w:t>
-      </w:r>
-      <w:r>
-        <w:noBreakHyphen/>
-      </w:r>
-      <w:r>
-        <w:t xml:space="preserve">48 (citing Rogers v. Comm’r of Dep’t of Mental Health, 458 N.E.2d 308 (Mass. 1983); Rivers v. Katz, 495 N.E.2d 337 (N.Y. 1986); Jarvis, 418 N.W.2d 139).</w:t>
+        <w:t xml:space="preserve">Id. at 247-⁠48 (citing Rogers v. Comm’r of Dep’t of Mental Health, 458 N.E.2d 308 (Mass. 1983); Rivers v. Katz, 495 N.E.2d 337 (N.Y. 1986); Jarvis, 418 N.W.2d 139).</w:t>
       </w:r>
     </w:p>
   </w:footnote>
@@ -8389,13 +7841,7 @@
         <w:t xml:space="preserve"> </w:t>
       </w:r>
       <w:r>
-        <w:t xml:space="preserve">Myers, 138 P.3d at 241</w:t>
-      </w:r>
-      <w:r>
-        <w:noBreakHyphen/>
-      </w:r>
-      <w:r>
-        <w:t xml:space="preserve">42.</w:t>
+        <w:t xml:space="preserve">Myers, 138 P.3d at 241-⁠42.</w:t>
       </w:r>
     </w:p>
   </w:footnote>
@@ -8433,13 +7879,7 @@
         <w:t xml:space="preserve"> </w:t>
       </w:r>
       <w:r>
-        <w:t xml:space="preserve">Id. at 241</w:t>
-      </w:r>
-      <w:r>
-        <w:noBreakHyphen/>
-      </w:r>
-      <w:r>
-        <w:t xml:space="preserve">42 (internal citations omitted).</w:t>
+        <w:t xml:space="preserve">Id. at 241-⁠42 (internal citations omitted).</w:t>
       </w:r>
     </w:p>
   </w:footnote>
@@ -8534,13 +7974,7 @@
         <w:t xml:space="preserve"> </w:t>
       </w:r>
       <w:r>
-        <w:t xml:space="preserve">Myers, 138 P.3d at 249</w:t>
-      </w:r>
-      <w:r>
-        <w:noBreakHyphen/>
-      </w:r>
-      <w:r>
-        <w:t xml:space="preserve">52.</w:t>
+        <w:t xml:space="preserve">Myers, 138 P.3d at 249-⁠52.</w:t>
       </w:r>
     </w:p>
   </w:footnote>
@@ -8559,13 +7993,7 @@
         <w:t xml:space="preserve"> </w:t>
       </w:r>
       <w:r>
-        <w:t xml:space="preserve">Id. at 250 (quoting Rogers v. Comm’r of Dep’t. of Mental Health, 458 N.E.2d 308, 317</w:t>
-      </w:r>
-      <w:r>
-        <w:noBreakHyphen/>
-      </w:r>
-      <w:r>
-        <w:t xml:space="preserve">18 n.19 (Mass. 1983)) (second and third alterations in original).</w:t>
+        <w:t xml:space="preserve">Id. at 250 (quoting Rogers v. Comm’r of Dep’t. of Mental Health, 458 N.E.2d 308, 317-⁠18 n.19 (Mass. 1983)) (second and third alterations in original).</w:t>
       </w:r>
     </w:p>
   </w:footnote>
@@ -8698,13 +8126,7 @@
         <w:t xml:space="preserve"> </w:t>
       </w:r>
       <w:r>
-        <w:t xml:space="preserve">Id. (citing Parham v. J.R., 442 U.S. 584, 614</w:t>
-      </w:r>
-      <w:r>
-        <w:noBreakHyphen/>
-      </w:r>
-      <w:r>
-        <w:t xml:space="preserve">16 (1979)).</w:t>
+        <w:t xml:space="preserve">Id. (citing Parham v. J.R., 442 U.S. 584, 614-⁠16 (1979)).</w:t>
       </w:r>
     </w:p>
   </w:footnote>
@@ -8742,13 +8164,7 @@
         <w:t xml:space="preserve"> </w:t>
       </w:r>
       <w:r>
-        <w:t xml:space="preserve">There are also exponentially more disciplinary hearings, as all 4,400 people incarcerated in Alaska face the disciplinary process. Some individuals could even have multiple disciplinary hearings in a month. It is thus not tenable to have someone outside of DOC act as the decision-maker. By contrast, fewer than two dozen individuals are forcibly medicated by DOC. [R. 517</w:t>
-      </w:r>
-      <w:r>
-        <w:noBreakHyphen/>
-      </w:r>
-      <w:r>
-        <w:t xml:space="preserve">18]</w:t>
+        <w:t xml:space="preserve">There are also exponentially more disciplinary hearings, as all 4,400 people incarcerated in Alaska face the disciplinary process. Some individuals could even have multiple disciplinary hearings in a month. It is thus not tenable to have someone outside of DOC act as the decision-maker. By contrast, fewer than two dozen individuals are forcibly medicated by DOC. [R. 517-⁠18]</w:t>
       </w:r>
     </w:p>
   </w:footnote>
@@ -8805,13 +8221,7 @@
         <w:t xml:space="preserve"> </w:t>
       </w:r>
       <w:r>
-        <w:t xml:space="preserve">Id. at 80</w:t>
-      </w:r>
-      <w:r>
-        <w:noBreakHyphen/>
-      </w:r>
-      <w:r>
-        <w:t xml:space="preserve">81 (citing 22 AAC 05.480(f)); see also Huber v. State, Dep’t of Corr., 426 P.3d 969, 972 (Alaska 2018) (reiterating that “prison superintendents possess no special expertise to address the constitutional claim” raised on appeal of disciplinary proceeding) (internal quotations and modifications omitted).</w:t>
+        <w:t xml:space="preserve">Id. at 80-⁠81 (citing 22 AAC 05.480(f)); see also Huber v. State, Dep’t of Corr., 426 P.3d 969, 972 (Alaska 2018) (reiterating that “prison superintendents possess no special expertise to address the constitutional claim” raised on appeal of disciplinary proceeding) (internal quotations and modifications omitted).</w:t>
       </w:r>
     </w:p>
   </w:footnote>
@@ -8849,13 +8259,7 @@
         <w:t xml:space="preserve"> </w:t>
       </w:r>
       <w:r>
-        <w:t xml:space="preserve">In its summary judgment briefing, DOC suggested that the current system allows judicial review through an administrative agency appeal from the DOC decision to forcibly medicate a prisoner. [Exc. 274</w:t>
-      </w:r>
-      <w:r>
-        <w:noBreakHyphen/>
-      </w:r>
-      <w:r>
-        <w:t xml:space="preserve">76] The trial court did not address this argument in its order. If DOC reprises this argument in Appellee’s Brief, Mr. Andrews’s Reply will address the many reasons such review is unavailable or insufficient under the Alaska Constitution.</w:t>
+        <w:t xml:space="preserve">In its summary judgment briefing, DOC suggested that the current system allows judicial review through an administrative agency appeal from the DOC decision to forcibly medicate a prisoner. [Exc. 274-⁠76] The trial court did not address this argument in its order. If DOC reprises this argument in Appellee’s Brief, Mr. Andrews’s Reply will address the many reasons such review is unavailable or insufficient under the Alaska Constitution.</w:t>
       </w:r>
     </w:p>
   </w:footnote>
@@ -8969,13 +8373,7 @@
         <w:t xml:space="preserve"> </w:t>
       </w:r>
       <w:r>
-        <w:t xml:space="preserve">See supra at 10</w:t>
-      </w:r>
-      <w:r>
-        <w:noBreakHyphen/>
-      </w:r>
-      <w:r>
-        <w:t xml:space="preserve">11.</w:t>
+        <w:t xml:space="preserve">See supra at 10-⁠11.</w:t>
       </w:r>
     </w:p>
   </w:footnote>
@@ -9051,13 +8449,7 @@
         <w:t xml:space="preserve"> </w:t>
       </w:r>
       <w:r>
-        <w:t xml:space="preserve">See Wilkinson v. Austin, 545 U.S. 209, 225</w:t>
-      </w:r>
-      <w:r>
-        <w:noBreakHyphen/>
-      </w:r>
-      <w:r>
-        <w:t xml:space="preserve">26 (2005) (providing a factual basis in advance of a hearing and a short statement of reasons after the hearing “are among the most important procedural mechanisms for purposes of avoiding erroneous deprivations”).</w:t>
+        <w:t xml:space="preserve">See Wilkinson v. Austin, 545 U.S. 209, 225-⁠26 (2005) (providing a factual basis in advance of a hearing and a short statement of reasons after the hearing “are among the most important procedural mechanisms for purposes of avoiding erroneous deprivations”).</w:t>
       </w:r>
     </w:p>
   </w:footnote>
@@ -9076,13 +8468,7 @@
         <w:t xml:space="preserve"> </w:t>
       </w:r>
       <w:r>
-        <w:t xml:space="preserve">Although Mr. Andrews is not currently taking psychotropic medication, this issue is still ripe because he will remain in custody for the rest of his life and can be subject to DOC’s forced medication procedures again at any time. See Washington v. Harper, 494 U.S. 210, 218</w:t>
-      </w:r>
-      <w:r>
-        <w:noBreakHyphen/>
-      </w:r>
-      <w:r>
-        <w:t xml:space="preserve">19 (1990) (declining to find mootness when prisoner was no longer medicated against his will, as prisoner was still diagnosed as suffering from mental illness, was still jailed, and the controversy could recur); see also Myers v. Alaska Psychiatric Inst., 138 P.3d 238, 245 (Alaska 2006) (applying same reasoning from Harper to hold claim about forced medication in civil commitment context was not moot even though the plaintiff had been released from API).</w:t>
+        <w:t xml:space="preserve">Although Mr. Andrews is not currently taking psychotropic medication, this issue is still ripe because he will remain in custody for the rest of his life and can be subject to DOC’s forced medication procedures again at any time. See Washington v. Harper, 494 U.S. 210, 218-⁠19 (1990) (declining to find mootness when prisoner was no longer medicated against his will, as prisoner was still diagnosed as suffering from mental illness, was still jailed, and the controversy could recur); see also Myers v. Alaska Psychiatric Inst., 138 P.3d 238, 245 (Alaska 2006) (applying same reasoning from Harper to hold claim about forced medication in civil commitment context was not moot even though the plaintiff had been released from API).</w:t>
       </w:r>
     </w:p>
   </w:footnote>
@@ -9101,13 +8487,7 @@
         <w:t xml:space="preserve"> </w:t>
       </w:r>
       <w:r>
-        <w:t xml:space="preserve">Mathews v. Eldridge, 424 U.S. 319, 334</w:t>
-      </w:r>
-      <w:r>
-        <w:noBreakHyphen/>
-      </w:r>
-      <w:r>
-        <w:t xml:space="preserve">35 (1976).</w:t>
+        <w:t xml:space="preserve">Mathews v. Eldridge, 424 U.S. 319, 334-⁠35 (1976).</w:t>
       </w:r>
     </w:p>
   </w:footnote>
@@ -9183,13 +8563,7 @@
         <w:t xml:space="preserve"> </w:t>
       </w:r>
       <w:r>
-        <w:t xml:space="preserve">433 P.3d 546, 547</w:t>
-      </w:r>
-      <w:r>
-        <w:noBreakHyphen/>
-      </w:r>
-      <w:r>
-        <w:t xml:space="preserve">48 (Alaska App. 2018).</w:t>
+        <w:t xml:space="preserve">433 P.3d 546, 547-⁠48 (Alaska App. 2018).</w:t>
       </w:r>
     </w:p>
   </w:footnote>
@@ -9208,13 +8582,7 @@
         <w:t xml:space="preserve"> </w:t>
       </w:r>
       <w:r>
-        <w:t xml:space="preserve">436 P.3d 1058, 1060</w:t>
-      </w:r>
-      <w:r>
-        <w:noBreakHyphen/>
-      </w:r>
-      <w:r>
-        <w:t xml:space="preserve">61 (Alaska App. 2018).</w:t>
+        <w:t xml:space="preserve">436 P.3d 1058, 1060-⁠61 (Alaska App. 2018).</w:t>
       </w:r>
     </w:p>
   </w:footnote>
@@ -9233,13 +8601,7 @@
         <w:t xml:space="preserve"> </w:t>
       </w:r>
       <w:r>
-        <w:t xml:space="preserve">539 U.S. 166, 180</w:t>
-      </w:r>
-      <w:r>
-        <w:noBreakHyphen/>
-      </w:r>
-      <w:r>
-        <w:t xml:space="preserve">81 (2003).</w:t>
+        <w:t xml:space="preserve">539 U.S. 166, 180-⁠81 (2003).</w:t>
       </w:r>
     </w:p>
   </w:footnote>
@@ -9277,13 +8639,7 @@
         <w:t xml:space="preserve"> </w:t>
       </w:r>
       <w:r>
-        <w:t xml:space="preserve">Mathews v. Eldridge, 424 U.S. 319, 334</w:t>
-      </w:r>
-      <w:r>
-        <w:noBreakHyphen/>
-      </w:r>
-      <w:r>
-        <w:t xml:space="preserve">35 (1976).</w:t>
+        <w:t xml:space="preserve">Mathews v. Eldridge, 424 U.S. 319, 334-⁠35 (1976).</w:t>
       </w:r>
     </w:p>
   </w:footnote>
@@ -9302,13 +8658,7 @@
         <w:t xml:space="preserve"> </w:t>
       </w:r>
       <w:r>
-        <w:t xml:space="preserve">See Myers v. Alaska Psychiatric Inst., 138 P.3d 238, 241</w:t>
-      </w:r>
-      <w:r>
-        <w:noBreakHyphen/>
-      </w:r>
-      <w:r>
-        <w:t xml:space="preserve">42 (Alaska 2006); State v. Wang, 145 A.3d 906, 914 (Conn. 2016); Steele v. Hamilton Cty. Cmty. Mental Health Bd., 736 N.E.2d 10, 15 (Ohio 2000); Jarvis v. Levine, 418 N.W.2d 139, 148 (Minn. 1988); Rivers v. Katz, 495 N.E.2d 337, 341 (N.Y. 1986).</w:t>
+        <w:t xml:space="preserve">See Myers v. Alaska Psychiatric Inst., 138 P.3d 238, 241-⁠42 (Alaska 2006); State v. Wang, 145 A.3d 906, 914 (Conn. 2016); Steele v. Hamilton Cty. Cmty. Mental Health Bd., 736 N.E.2d 10, 15 (Ohio 2000); Jarvis v. Levine, 418 N.W.2d 139, 148 (Minn. 1988); Rivers v. Katz, 495 N.E.2d 337, 341 (N.Y. 1986).</w:t>
       </w:r>
     </w:p>
   </w:footnote>
@@ -9403,13 +8753,7 @@
         <w:t xml:space="preserve"> </w:t>
       </w:r>
       <w:r>
-        <w:t xml:space="preserve">See Club SinRock, LLC v. Municipality of Anchorage, 445 P.3d 1031, 1037 (Alaska 2019) (holding Alaska’s free speech clause is more protective than federal version); Valley Hosp. Ass’n, Inc. v. Mat-Su Coal. for Choice, 948 P.2d 963, 969 (Alaska 1997) (same for right to abortion); Swanner v. Anchorage Equal Rts. Comm’n, 874 P.2d 274, 280 (Alaska 1994) (same for free exercise clause); Lemon v. State, 514 P.2d 1151, 1154 (Alaska 1973) (same for confrontation clause); Breese v. Smith, 501 P.2d 159, 168 (Alaska 1972) (same for children’s right to decide personal appearance); Roberts v. State, 458 P.2d 340, 342</w:t>
-      </w:r>
-      <w:r>
-        <w:noBreakHyphen/>
-      </w:r>
-      <w:r>
-        <w:t xml:space="preserve">43 (Alaska 1969) (same for right to counsel).</w:t>
+        <w:t xml:space="preserve">See Club SinRock, LLC v. Municipality of Anchorage, 445 P.3d 1031, 1037 (Alaska 2019) (holding Alaska’s free speech clause is more protective than federal version); Valley Hosp. Ass’n, Inc. v. Mat-Su Coal. for Choice, 948 P.2d 963, 969 (Alaska 1997) (same for right to abortion); Swanner v. Anchorage Equal Rts. Comm’n, 874 P.2d 274, 280 (Alaska 1994) (same for free exercise clause); Lemon v. State, 514 P.2d 1151, 1154 (Alaska 1973) (same for confrontation clause); Breese v. Smith, 501 P.2d 159, 168 (Alaska 1972) (same for children’s right to decide personal appearance); Roberts v. State, 458 P.2d 340, 342-⁠43 (Alaska 1969) (same for right to counsel).</w:t>
       </w:r>
     </w:p>
   </w:footnote>
@@ -9428,13 +8772,7 @@
         <w:t xml:space="preserve"> </w:t>
       </w:r>
       <w:r>
-        <w:t xml:space="preserve">See, e.g., Doe v. State, Dep’t of Pub. Safety, 444 P.3d 116, 136 (Alaska 2019) (right to hearing on whether continued sex offender registration is justified); Blue v. State, 558 P.2d 636, 642 (Alaska 1977) (right to counsel at pre-indictment lineup); Baker v. City of Fairbanks, 471 P.2d 386, 401</w:t>
-      </w:r>
-      <w:r>
-        <w:noBreakHyphen/>
-      </w:r>
-      <w:r>
-        <w:t xml:space="preserve">02 (Alaska 1970) (right to jury trial extends to offenses not covered by federal right).</w:t>
+        <w:t xml:space="preserve">See, e.g., Doe v. State, Dep’t of Pub. Safety, 444 P.3d 116, 136 (Alaska 2019) (right to hearing on whether continued sex offender registration is justified); Blue v. State, 558 P.2d 636, 642 (Alaska 1977) (right to counsel at pre-indictment lineup); Baker v. City of Fairbanks, 471 P.2d 386, 401-⁠02 (Alaska 1970) (right to jury trial extends to offenses not covered by federal right).</w:t>
       </w:r>
     </w:p>
   </w:footnote>
@@ -9453,13 +8791,7 @@
         <w:t xml:space="preserve"> </w:t>
       </w:r>
       <w:r>
-        <w:t xml:space="preserve">138 P.3d at 245 (citing Valley Hosp. Ass’n v. Mat-Su Coalition, 948 P.2d at 966</w:t>
-      </w:r>
-      <w:r>
-        <w:noBreakHyphen/>
-      </w:r>
-      <w:r>
-        <w:t xml:space="preserve">67).</w:t>
+        <w:t xml:space="preserve">138 P.3d at 245 (citing Valley Hosp. Ass’n v. Mat-Su Coalition, 948 P.2d at 966-⁠67).</w:t>
       </w:r>
     </w:p>
   </w:footnote>
@@ -9478,13 +8810,7 @@
         <w:t xml:space="preserve"> </w:t>
       </w:r>
       <w:r>
-        <w:t xml:space="preserve">Id. at 245</w:t>
-      </w:r>
-      <w:r>
-        <w:noBreakHyphen/>
-      </w:r>
-      <w:r>
-        <w:t xml:space="preserve">46.</w:t>
+        <w:t xml:space="preserve">Id. at 245-⁠46.</w:t>
       </w:r>
     </w:p>
   </w:footnote>
@@ -9560,13 +8886,7 @@
         <w:t xml:space="preserve"> </w:t>
       </w:r>
       <w:r>
-        <w:t xml:space="preserve">Id. at 1227</w:t>
-      </w:r>
-      <w:r>
-        <w:noBreakHyphen/>
-      </w:r>
-      <w:r>
-        <w:t xml:space="preserve">36.</w:t>
+        <w:t xml:space="preserve">Id. at 1227-⁠36.</w:t>
       </w:r>
     </w:p>
   </w:footnote>
@@ -9585,13 +8905,7 @@
         <w:t xml:space="preserve"> </w:t>
       </w:r>
       <w:r>
-        <w:t xml:space="preserve">156 P.3d 371, 383 (Alaska 2007) (citing Alaska Const. art. I, § 7; V.F. v. State, 666 P.2d 42, 44</w:t>
-      </w:r>
-      <w:r>
-        <w:noBreakHyphen/>
-      </w:r>
-      <w:r>
-        <w:t xml:space="preserve">45 (Alaska 1983)), overruled on other grounds by Matter of Naomi B., 435 P.3d 918 (Alaska 2019).</w:t>
+        <w:t xml:space="preserve">156 P.3d 371, 383 (Alaska 2007) (citing Alaska Const. art. I, § 7; V.F. v. State, 666 P.2d 42, 44-⁠45 (Alaska 1983)), overruled on other grounds by Matter of Naomi B., 435 P.3d 918 (Alaska 2019).</w:t>
       </w:r>
     </w:p>
   </w:footnote>
@@ -9629,13 +8943,7 @@
         <w:t xml:space="preserve"> </w:t>
       </w:r>
       <w:r>
-        <w:t xml:space="preserve">Vitek v. Jones, 445 U.S. 480, 496</w:t>
-      </w:r>
-      <w:r>
-        <w:noBreakHyphen/>
-      </w:r>
-      <w:r>
-        <w:t xml:space="preserve">97 (1980).</w:t>
+        <w:t xml:space="preserve">Vitek v. Jones, 445 U.S. 480, 496-⁠97 (1980).</w:t>
       </w:r>
     </w:p>
   </w:footnote>
@@ -9692,13 +9000,7 @@
         <w:t xml:space="preserve"> </w:t>
       </w:r>
       <w:r>
-        <w:t xml:space="preserve">813 P.2d at 283</w:t>
-      </w:r>
-      <w:r>
-        <w:noBreakHyphen/>
-      </w:r>
-      <w:r>
-        <w:t xml:space="preserve">86.</w:t>
+        <w:t xml:space="preserve">813 P.2d at 283-⁠86.</w:t>
       </w:r>
     </w:p>
   </w:footnote>
@@ -10498,7 +9800,7 @@
     <w:qFormat/>
     <w:pPr>
       <w:keepLines/>
-      <w:spacing w:before="0" w:after="140" w:line="299" w:lineRule="exact"/>
+      <w:spacing w:before="23" w:after="140" w:line="299" w:lineRule="exact"/>
     </w:pPr>
     <w:rPr>
       <w:sz w:val="26"/>
